--- a/Game Doc/Tortuga aka wreckers.docx
+++ b/Game Doc/Tortuga aka wreckers.docx
@@ -7178,7 +7178,7 @@
           <w:p>
             <w:pPr>
               <w:rPr>
-                <w:rFonts w:ascii="TH SarabunPSK" w:hAnsi="TH SarabunPSK" w:cs="TH SarabunPSK" w:hint="cs"/>
+                <w:rFonts w:ascii="TH SarabunPSK" w:hAnsi="TH SarabunPSK" w:cs="TH SarabunPSK"/>
                 <w:sz w:val="32"/>
                 <w:szCs w:val="32"/>
                 <w:cs/>
@@ -8515,7 +8515,7 @@
           <w:p>
             <w:pPr>
               <w:rPr>
-                <w:rFonts w:ascii="TH SarabunPSK" w:hAnsi="TH SarabunPSK" w:cs="TH SarabunPSK" w:hint="cs"/>
+                <w:rFonts w:ascii="TH SarabunPSK" w:hAnsi="TH SarabunPSK" w:cs="TH SarabunPSK"/>
                 <w:sz w:val="32"/>
                 <w:szCs w:val="32"/>
                 <w:cs/>
@@ -8833,7 +8833,7 @@
           <w:p>
             <w:pPr>
               <w:rPr>
-                <w:rFonts w:ascii="TH SarabunPSK" w:hAnsi="TH SarabunPSK" w:cs="TH SarabunPSK" w:hint="cs"/>
+                <w:rFonts w:ascii="TH SarabunPSK" w:hAnsi="TH SarabunPSK" w:cs="TH SarabunPSK"/>
                 <w:sz w:val="32"/>
                 <w:szCs w:val="32"/>
                 <w:cs/>
@@ -8933,7 +8933,7 @@
           <w:p>
             <w:pPr>
               <w:rPr>
-                <w:rFonts w:ascii="TH SarabunPSK" w:hAnsi="TH SarabunPSK" w:cs="TH SarabunPSK" w:hint="cs"/>
+                <w:rFonts w:ascii="TH SarabunPSK" w:hAnsi="TH SarabunPSK" w:cs="TH SarabunPSK"/>
                 <w:sz w:val="32"/>
                 <w:szCs w:val="32"/>
                 <w:cs/>
@@ -9066,7 +9066,7 @@
           <w:p>
             <w:pPr>
               <w:rPr>
-                <w:rFonts w:ascii="TH SarabunPSK" w:hAnsi="TH SarabunPSK" w:cs="TH SarabunPSK" w:hint="cs"/>
+                <w:rFonts w:ascii="TH SarabunPSK" w:hAnsi="TH SarabunPSK" w:cs="TH SarabunPSK"/>
                 <w:sz w:val="32"/>
                 <w:szCs w:val="32"/>
                 <w:cs/>
@@ -9209,7 +9209,7 @@
                 <w:tab w:val="left" w:pos="998"/>
               </w:tabs>
               <w:rPr>
-                <w:rFonts w:ascii="TH SarabunPSK" w:hAnsi="TH SarabunPSK" w:cs="TH SarabunPSK" w:hint="cs"/>
+                <w:rFonts w:ascii="TH SarabunPSK" w:hAnsi="TH SarabunPSK" w:cs="TH SarabunPSK"/>
                 <w:sz w:val="32"/>
                 <w:szCs w:val="32"/>
                 <w:cs/>
@@ -9274,7 +9274,7 @@
           <w:p>
             <w:pPr>
               <w:rPr>
-                <w:rFonts w:ascii="TH SarabunPSK" w:hAnsi="TH SarabunPSK" w:cs="TH SarabunPSK" w:hint="cs"/>
+                <w:rFonts w:ascii="TH SarabunPSK" w:hAnsi="TH SarabunPSK" w:cs="TH SarabunPSK"/>
                 <w:sz w:val="32"/>
                 <w:szCs w:val="32"/>
                 <w:cs/>
@@ -9349,7 +9349,7 @@
           <w:p>
             <w:pPr>
               <w:rPr>
-                <w:rFonts w:ascii="TH SarabunPSK" w:hAnsi="TH SarabunPSK" w:cs="TH SarabunPSK" w:hint="cs"/>
+                <w:rFonts w:ascii="TH SarabunPSK" w:hAnsi="TH SarabunPSK" w:cs="TH SarabunPSK"/>
                 <w:sz w:val="32"/>
                 <w:szCs w:val="32"/>
                 <w:cs/>
@@ -9449,7 +9449,7 @@
           <w:p>
             <w:pPr>
               <w:rPr>
-                <w:rFonts w:ascii="TH SarabunPSK" w:hAnsi="TH SarabunPSK" w:cs="TH SarabunPSK" w:hint="cs"/>
+                <w:rFonts w:ascii="TH SarabunPSK" w:hAnsi="TH SarabunPSK" w:cs="TH SarabunPSK"/>
                 <w:sz w:val="32"/>
                 <w:szCs w:val="32"/>
                 <w:cs/>
@@ -9588,7 +9588,7 @@
                 <w:szCs w:val="32"/>
                 <w:lang w:bidi="th-TH"/>
               </w:rPr>
-              <w:t>3</w:t>
+              <w:t>2</w:t>
             </w:r>
           </w:p>
         </w:tc>
@@ -9638,16 +9638,7 @@
                 <w:szCs w:val="32"/>
                 <w:lang w:bidi="th-TH"/>
               </w:rPr>
-              <w:t xml:space="preserve">Special </w:t>
-            </w:r>
-            <w:r>
-              <w:rPr>
-                <w:rFonts w:ascii="TH SarabunPSK" w:hAnsi="TH SarabunPSK" w:cs="TH SarabunPSK"/>
-                <w:sz w:val="32"/>
-                <w:szCs w:val="32"/>
-                <w:lang w:bidi="th-TH"/>
-              </w:rPr>
-              <w:t>Rare</w:t>
+              <w:t>Special Rare</w:t>
             </w:r>
           </w:p>
         </w:tc>
@@ -9658,7 +9649,7 @@
           <w:p>
             <w:pPr>
               <w:rPr>
-                <w:rFonts w:ascii="TH SarabunPSK" w:hAnsi="TH SarabunPSK" w:cs="TH SarabunPSK" w:hint="cs"/>
+                <w:rFonts w:ascii="TH SarabunPSK" w:hAnsi="TH SarabunPSK" w:cs="TH SarabunPSK"/>
                 <w:sz w:val="32"/>
                 <w:szCs w:val="32"/>
                 <w:cs/>
@@ -9859,13 +9850,42 @@
           <w:p>
             <w:pPr>
               <w:rPr>
-                <w:rFonts w:ascii="TH SarabunPSK" w:hAnsi="TH SarabunPSK" w:cs="TH SarabunPSK" w:hint="cs"/>
+                <w:rFonts w:ascii="TH SarabunPSK" w:hAnsi="TH SarabunPSK" w:cs="TH SarabunPSK"/>
                 <w:sz w:val="32"/>
                 <w:szCs w:val="32"/>
                 <w:cs/>
                 <w:lang w:bidi="th-TH"/>
               </w:rPr>
             </w:pPr>
+            <w:r>
+              <w:rPr>
+                <w:rFonts w:ascii="TH SarabunPSK" w:hAnsi="TH SarabunPSK" w:cs="TH SarabunPSK"/>
+                <w:sz w:val="32"/>
+                <w:szCs w:val="32"/>
+                <w:cs/>
+                <w:lang w:bidi="th-TH"/>
+              </w:rPr>
+              <w:t xml:space="preserve">เก็บนกทุกตัวกลับเข้ากอง สับใหม่ไม่รวม </w:t>
+            </w:r>
+            <w:r>
+              <w:rPr>
+                <w:rFonts w:ascii="TH SarabunPSK" w:hAnsi="TH SarabunPSK" w:cs="TH SarabunPSK"/>
+                <w:sz w:val="32"/>
+                <w:szCs w:val="32"/>
+                <w:lang w:bidi="th-TH"/>
+              </w:rPr>
+              <w:t xml:space="preserve">5 </w:t>
+            </w:r>
+            <w:r>
+              <w:rPr>
+                <w:rFonts w:ascii="TH SarabunPSK" w:hAnsi="TH SarabunPSK" w:cs="TH SarabunPSK"/>
+                <w:sz w:val="32"/>
+                <w:szCs w:val="32"/>
+                <w:cs/>
+                <w:lang w:bidi="th-TH"/>
+              </w:rPr>
+              <w:t>ใบล่าง</w:t>
+            </w:r>
           </w:p>
         </w:tc>
         <w:tc>
@@ -9949,13 +9969,42 @@
           <w:p>
             <w:pPr>
               <w:rPr>
-                <w:rFonts w:ascii="TH SarabunPSK" w:hAnsi="TH SarabunPSK" w:cs="TH SarabunPSK" w:hint="cs"/>
+                <w:rFonts w:ascii="TH SarabunPSK" w:hAnsi="TH SarabunPSK" w:cs="TH SarabunPSK"/>
                 <w:sz w:val="32"/>
                 <w:szCs w:val="32"/>
                 <w:cs/>
                 <w:lang w:bidi="th-TH"/>
               </w:rPr>
             </w:pPr>
+            <w:r>
+              <w:rPr>
+                <w:rFonts w:ascii="TH SarabunPSK" w:hAnsi="TH SarabunPSK" w:cs="TH SarabunPSK"/>
+                <w:sz w:val="32"/>
+                <w:szCs w:val="32"/>
+                <w:cs/>
+                <w:lang w:bidi="th-TH"/>
+              </w:rPr>
+              <w:t xml:space="preserve">ทุกคนบนเรือตกเกาะ </w:t>
+            </w:r>
+            <w:r>
+              <w:rPr>
+                <w:rFonts w:ascii="TH SarabunPSK" w:hAnsi="TH SarabunPSK" w:cs="TH SarabunPSK"/>
+                <w:sz w:val="32"/>
+                <w:szCs w:val="32"/>
+                <w:lang w:bidi="th-TH"/>
+              </w:rPr>
+              <w:t xml:space="preserve">· </w:t>
+            </w:r>
+            <w:r>
+              <w:rPr>
+                <w:rFonts w:ascii="TH SarabunPSK" w:hAnsi="TH SarabunPSK" w:cs="TH SarabunPSK"/>
+                <w:sz w:val="32"/>
+                <w:szCs w:val="32"/>
+                <w:cs/>
+                <w:lang w:bidi="th-TH"/>
+              </w:rPr>
+              <w:t>บนเกาะเสียไพ่โหวตถาวรคนละใบ</w:t>
+            </w:r>
           </w:p>
         </w:tc>
         <w:tc>
@@ -10039,13 +10088,23 @@
           <w:p>
             <w:pPr>
               <w:rPr>
-                <w:rFonts w:ascii="TH SarabunPSK" w:hAnsi="TH SarabunPSK" w:cs="TH SarabunPSK" w:hint="cs"/>
+                <w:rFonts w:ascii="TH SarabunPSK" w:hAnsi="TH SarabunPSK" w:cs="TH SarabunPSK"/>
                 <w:sz w:val="32"/>
                 <w:szCs w:val="32"/>
                 <w:cs/>
                 <w:lang w:bidi="th-TH"/>
               </w:rPr>
             </w:pPr>
+            <w:r>
+              <w:rPr>
+                <w:rFonts w:ascii="TH SarabunPSK" w:hAnsi="TH SarabunPSK" w:cs="TH SarabunPSK"/>
+                <w:sz w:val="32"/>
+                <w:szCs w:val="32"/>
+                <w:cs/>
+                <w:lang w:bidi="th-TH"/>
+              </w:rPr>
+              <w:t>สั่งโหวตได้ทันทีโดยไม่ต้องมีตำแหน่ง</w:t>
+            </w:r>
           </w:p>
         </w:tc>
         <w:tc>
@@ -10129,13 +10188,61 @@
           <w:p>
             <w:pPr>
               <w:rPr>
-                <w:rFonts w:ascii="TH SarabunPSK" w:hAnsi="TH SarabunPSK" w:cs="TH SarabunPSK" w:hint="cs"/>
+                <w:rFonts w:ascii="TH SarabunPSK" w:hAnsi="TH SarabunPSK" w:cs="TH SarabunPSK"/>
                 <w:sz w:val="32"/>
                 <w:szCs w:val="32"/>
                 <w:cs/>
                 <w:lang w:bidi="th-TH"/>
               </w:rPr>
             </w:pPr>
+            <w:r>
+              <w:rPr>
+                <w:rFonts w:ascii="TH SarabunPSK" w:hAnsi="TH SarabunPSK" w:cs="TH SarabunPSK"/>
+                <w:sz w:val="32"/>
+                <w:szCs w:val="32"/>
+                <w:cs/>
+                <w:lang w:bidi="th-TH"/>
+              </w:rPr>
+              <w:t xml:space="preserve">เปิด </w:t>
+            </w:r>
+            <w:r>
+              <w:rPr>
+                <w:rFonts w:ascii="TH SarabunPSK" w:hAnsi="TH SarabunPSK" w:cs="TH SarabunPSK"/>
+                <w:sz w:val="32"/>
+                <w:szCs w:val="32"/>
+                <w:lang w:bidi="th-TH"/>
+              </w:rPr>
+              <w:t xml:space="preserve">3 </w:t>
+            </w:r>
+            <w:r>
+              <w:rPr>
+                <w:rFonts w:ascii="TH SarabunPSK" w:hAnsi="TH SarabunPSK" w:cs="TH SarabunPSK"/>
+                <w:sz w:val="32"/>
+                <w:szCs w:val="32"/>
+                <w:cs/>
+                <w:lang w:bidi="th-TH"/>
+              </w:rPr>
+              <w:t xml:space="preserve">ใบบนสุด เก็บ </w:t>
+            </w:r>
+            <w:r>
+              <w:rPr>
+                <w:rFonts w:ascii="TH SarabunPSK" w:hAnsi="TH SarabunPSK" w:cs="TH SarabunPSK"/>
+                <w:sz w:val="32"/>
+                <w:szCs w:val="32"/>
+                <w:lang w:bidi="th-TH"/>
+              </w:rPr>
+              <w:t xml:space="preserve">1 </w:t>
+            </w:r>
+            <w:r>
+              <w:rPr>
+                <w:rFonts w:ascii="TH SarabunPSK" w:hAnsi="TH SarabunPSK" w:cs="TH SarabunPSK"/>
+                <w:sz w:val="32"/>
+                <w:szCs w:val="32"/>
+                <w:cs/>
+                <w:lang w:bidi="th-TH"/>
+              </w:rPr>
+              <w:t>ที่เหลือวางกลับเรียงตามใจ</w:t>
+            </w:r>
           </w:p>
         </w:tc>
         <w:tc>
@@ -10219,13 +10326,42 @@
           <w:p>
             <w:pPr>
               <w:rPr>
-                <w:rFonts w:ascii="TH SarabunPSK" w:hAnsi="TH SarabunPSK" w:cs="TH SarabunPSK" w:hint="cs"/>
+                <w:rFonts w:ascii="TH SarabunPSK" w:hAnsi="TH SarabunPSK" w:cs="TH SarabunPSK"/>
                 <w:sz w:val="32"/>
                 <w:szCs w:val="32"/>
                 <w:cs/>
                 <w:lang w:bidi="th-TH"/>
               </w:rPr>
             </w:pPr>
+            <w:r>
+              <w:rPr>
+                <w:rFonts w:ascii="TH SarabunPSK" w:hAnsi="TH SarabunPSK" w:cs="TH SarabunPSK"/>
+                <w:sz w:val="32"/>
+                <w:szCs w:val="32"/>
+                <w:cs/>
+                <w:lang w:bidi="th-TH"/>
+              </w:rPr>
+              <w:t xml:space="preserve">แบ่งกล่องเรือสินค้าลงเรือใหญ่ </w:t>
+            </w:r>
+            <w:r>
+              <w:rPr>
+                <w:rFonts w:ascii="TH SarabunPSK" w:hAnsi="TH SarabunPSK" w:cs="TH SarabunPSK"/>
+                <w:sz w:val="32"/>
+                <w:szCs w:val="32"/>
+                <w:lang w:bidi="th-TH"/>
+              </w:rPr>
+              <w:t xml:space="preserve">· </w:t>
+            </w:r>
+            <w:r>
+              <w:rPr>
+                <w:rFonts w:ascii="TH SarabunPSK" w:hAnsi="TH SarabunPSK" w:cs="TH SarabunPSK"/>
+                <w:sz w:val="32"/>
+                <w:szCs w:val="32"/>
+                <w:cs/>
+                <w:lang w:bidi="th-TH"/>
+              </w:rPr>
+              <w:t>ถ้าว่างย้ายจากเรือใหญ่ขึ้นเกาะ</w:t>
+            </w:r>
           </w:p>
         </w:tc>
         <w:tc>
@@ -10309,13 +10445,23 @@
           <w:p>
             <w:pPr>
               <w:rPr>
-                <w:rFonts w:ascii="TH SarabunPSK" w:hAnsi="TH SarabunPSK" w:cs="TH SarabunPSK" w:hint="cs"/>
+                <w:rFonts w:ascii="TH SarabunPSK" w:hAnsi="TH SarabunPSK" w:cs="TH SarabunPSK"/>
                 <w:sz w:val="32"/>
                 <w:szCs w:val="32"/>
                 <w:cs/>
                 <w:lang w:bidi="th-TH"/>
               </w:rPr>
             </w:pPr>
+            <w:r>
+              <w:rPr>
+                <w:rFonts w:ascii="TH SarabunPSK" w:hAnsi="TH SarabunPSK" w:cs="TH SarabunPSK"/>
+                <w:sz w:val="32"/>
+                <w:szCs w:val="32"/>
+                <w:cs/>
+                <w:lang w:bidi="th-TH"/>
+              </w:rPr>
+              <w:t>ตลอดรอบนี้ห้ามใครสั่งโหวตทุกชนิดทุกที่</w:t>
+            </w:r>
           </w:p>
         </w:tc>
         <w:tc>
@@ -10399,13 +10545,42 @@
           <w:p>
             <w:pPr>
               <w:rPr>
-                <w:rFonts w:ascii="TH SarabunPSK" w:hAnsi="TH SarabunPSK" w:cs="TH SarabunPSK" w:hint="cs"/>
+                <w:rFonts w:ascii="TH SarabunPSK" w:hAnsi="TH SarabunPSK" w:cs="TH SarabunPSK"/>
                 <w:sz w:val="32"/>
                 <w:szCs w:val="32"/>
                 <w:cs/>
                 <w:lang w:bidi="th-TH"/>
               </w:rPr>
             </w:pPr>
+            <w:r>
+              <w:rPr>
+                <w:rFonts w:ascii="TH SarabunPSK" w:hAnsi="TH SarabunPSK" w:cs="TH SarabunPSK"/>
+                <w:sz w:val="32"/>
+                <w:szCs w:val="32"/>
+                <w:cs/>
+                <w:lang w:bidi="th-TH"/>
+              </w:rPr>
+              <w:t xml:space="preserve">ลงระหว่างโหวต ดูไพ่ในหม้อแล้วทิ้ง </w:t>
+            </w:r>
+            <w:r>
+              <w:rPr>
+                <w:rFonts w:ascii="TH SarabunPSK" w:hAnsi="TH SarabunPSK" w:cs="TH SarabunPSK"/>
+                <w:sz w:val="32"/>
+                <w:szCs w:val="32"/>
+                <w:lang w:bidi="th-TH"/>
+              </w:rPr>
+              <w:t xml:space="preserve">1 </w:t>
+            </w:r>
+            <w:r>
+              <w:rPr>
+                <w:rFonts w:ascii="TH SarabunPSK" w:hAnsi="TH SarabunPSK" w:cs="TH SarabunPSK"/>
+                <w:sz w:val="32"/>
+                <w:szCs w:val="32"/>
+                <w:cs/>
+                <w:lang w:bidi="th-TH"/>
+              </w:rPr>
+              <w:t>ใบ</w:t>
+            </w:r>
           </w:p>
         </w:tc>
         <w:tc>
@@ -10491,13 +10666,23 @@
           <w:p>
             <w:pPr>
               <w:rPr>
-                <w:rFonts w:ascii="TH SarabunPSK" w:hAnsi="TH SarabunPSK" w:cs="TH SarabunPSK" w:hint="cs"/>
+                <w:rFonts w:ascii="TH SarabunPSK" w:hAnsi="TH SarabunPSK" w:cs="TH SarabunPSK"/>
                 <w:sz w:val="32"/>
                 <w:szCs w:val="32"/>
                 <w:cs/>
                 <w:lang w:bidi="th-TH"/>
               </w:rPr>
             </w:pPr>
+            <w:r>
+              <w:rPr>
+                <w:rFonts w:ascii="TH SarabunPSK" w:hAnsi="TH SarabunPSK" w:cs="TH SarabunPSK"/>
+                <w:sz w:val="32"/>
+                <w:szCs w:val="32"/>
+                <w:cs/>
+                <w:lang w:bidi="th-TH"/>
+              </w:rPr>
+              <w:t>ดึงใครก็ได้จากทั้งกระดานเข้ามาร่วมโหวต</w:t>
+            </w:r>
           </w:p>
         </w:tc>
         <w:tc>
@@ -10530,6 +10715,315 @@
       <w:pPr>
         <w:rPr>
           <w:rFonts w:ascii="TH SarabunPSK" w:hAnsi="TH SarabunPSK" w:cs="TH SarabunPSK"/>
+          <w:sz w:val="32"/>
+          <w:szCs w:val="32"/>
+          <w:lang w:bidi="th-TH"/>
+        </w:rPr>
+      </w:pPr>
+    </w:p>
+    <w:p>
+      <w:pPr>
+        <w:numPr>
+          <w:ilvl w:val="0"/>
+          <w:numId w:val="12"/>
+        </w:numPr>
+        <w:rPr>
+          <w:rFonts w:ascii="TH SarabunPSK" w:hAnsi="TH SarabunPSK" w:cs="TH SarabunPSK"/>
+          <w:sz w:val="32"/>
+          <w:szCs w:val="32"/>
+          <w:lang w:bidi="th-TH"/>
+        </w:rPr>
+      </w:pPr>
+      <w:r>
+        <w:rPr>
+          <w:rFonts w:ascii="TH SarabunPSK" w:hAnsi="TH SarabunPSK" w:cs="TH SarabunPSK"/>
+          <w:sz w:val="32"/>
+          <w:szCs w:val="32"/>
+          <w:lang w:bidi="th-TH"/>
+        </w:rPr>
+        <w:t xml:space="preserve">The Whisper </w:t>
+      </w:r>
+      <w:r>
+        <w:rPr>
+          <w:rFonts w:ascii="TH SarabunPSK" w:hAnsi="TH SarabunPSK" w:cs="TH SarabunPSK"/>
+          <w:sz w:val="32"/>
+          <w:szCs w:val="32"/>
+          <w:cs/>
+          <w:lang w:bidi="th-TH"/>
+        </w:rPr>
+        <w:t xml:space="preserve">ปรับเป็น เมื่อมีการโหวตครั้งต่อไปกับคนที่เปิดได้อยู่ ให้เพิ่มโหวตกองกลางอีก </w:t>
+      </w:r>
+      <w:r>
+        <w:rPr>
+          <w:rFonts w:ascii="TH SarabunPSK" w:hAnsi="TH SarabunPSK" w:cs="TH SarabunPSK"/>
+          <w:sz w:val="32"/>
+          <w:szCs w:val="32"/>
+          <w:lang w:bidi="th-TH"/>
+        </w:rPr>
+        <w:t xml:space="preserve">1 </w:t>
+      </w:r>
+      <w:r>
+        <w:rPr>
+          <w:rFonts w:ascii="TH SarabunPSK" w:hAnsi="TH SarabunPSK" w:cs="TH SarabunPSK"/>
+          <w:sz w:val="32"/>
+          <w:szCs w:val="32"/>
+          <w:cs/>
+          <w:lang w:bidi="th-TH"/>
+        </w:rPr>
+        <w:t xml:space="preserve">ใบ (ไม่ให้เลือกใช้เอง) กรณีนี้สามารถมี </w:t>
+      </w:r>
+      <w:r>
+        <w:rPr>
+          <w:rFonts w:ascii="TH SarabunPSK" w:hAnsi="TH SarabunPSK" w:cs="TH SarabunPSK"/>
+          <w:sz w:val="32"/>
+          <w:szCs w:val="32"/>
+          <w:lang w:bidi="th-TH"/>
+        </w:rPr>
+        <w:t xml:space="preserve">x2 </w:t>
+      </w:r>
+      <w:r>
+        <w:rPr>
+          <w:rFonts w:ascii="TH SarabunPSK" w:hAnsi="TH SarabunPSK" w:cs="TH SarabunPSK"/>
+          <w:sz w:val="32"/>
+          <w:szCs w:val="32"/>
+          <w:cs/>
+          <w:lang w:bidi="th-TH"/>
+        </w:rPr>
+        <w:t>ได้ด้วยนะ แบบ ติดอยู่กับตัวสองอัน</w:t>
+      </w:r>
+    </w:p>
+    <w:p>
+      <w:pPr>
+        <w:numPr>
+          <w:ilvl w:val="0"/>
+          <w:numId w:val="12"/>
+        </w:numPr>
+        <w:rPr>
+          <w:rFonts w:ascii="TH SarabunPSK" w:hAnsi="TH SarabunPSK" w:cs="TH SarabunPSK"/>
+          <w:sz w:val="32"/>
+          <w:szCs w:val="32"/>
+          <w:lang w:bidi="th-TH"/>
+        </w:rPr>
+      </w:pPr>
+      <w:r>
+        <w:rPr>
+          <w:rFonts w:ascii="TH SarabunPSK" w:hAnsi="TH SarabunPSK" w:cs="TH SarabunPSK"/>
+          <w:sz w:val="32"/>
+          <w:szCs w:val="32"/>
+          <w:cs/>
+          <w:lang w:bidi="th-TH"/>
+        </w:rPr>
+        <w:t xml:space="preserve">อยากเปลี่ยน </w:t>
+      </w:r>
+      <w:r>
+        <w:rPr>
+          <w:rFonts w:ascii="TH SarabunPSK" w:hAnsi="TH SarabunPSK" w:cs="TH SarabunPSK"/>
+          <w:sz w:val="32"/>
+          <w:szCs w:val="32"/>
+          <w:lang w:bidi="th-TH"/>
+        </w:rPr>
+        <w:t xml:space="preserve">wreckers </w:t>
+      </w:r>
+      <w:r>
+        <w:rPr>
+          <w:rFonts w:ascii="TH SarabunPSK" w:hAnsi="TH SarabunPSK" w:cs="TH SarabunPSK"/>
+          <w:sz w:val="32"/>
+          <w:szCs w:val="32"/>
+          <w:cs/>
+          <w:lang w:bidi="th-TH"/>
+        </w:rPr>
+        <w:t xml:space="preserve">อะ เป็นแบบ สั่งให้เรือทั้งสองลำยิง โดยที่ </w:t>
+      </w:r>
+      <w:r>
+        <w:rPr>
+          <w:rFonts w:ascii="TH SarabunPSK" w:hAnsi="TH SarabunPSK" w:cs="TH SarabunPSK"/>
+          <w:sz w:val="32"/>
+          <w:szCs w:val="32"/>
+          <w:lang w:bidi="th-TH"/>
+        </w:rPr>
+        <w:t xml:space="preserve">1. </w:t>
+      </w:r>
+      <w:r>
+        <w:rPr>
+          <w:rFonts w:ascii="TH SarabunPSK" w:hAnsi="TH SarabunPSK" w:cs="TH SarabunPSK"/>
+          <w:sz w:val="32"/>
+          <w:szCs w:val="32"/>
+          <w:cs/>
+          <w:lang w:bidi="th-TH"/>
+        </w:rPr>
+        <w:t xml:space="preserve">ถ้าลำไหนยิงสำเร็จ จะได้กล่องจากอีกฝั่ง </w:t>
+      </w:r>
+      <w:r>
+        <w:rPr>
+          <w:rFonts w:ascii="TH SarabunPSK" w:hAnsi="TH SarabunPSK" w:cs="TH SarabunPSK"/>
+          <w:sz w:val="32"/>
+          <w:szCs w:val="32"/>
+          <w:lang w:bidi="th-TH"/>
+        </w:rPr>
+        <w:t xml:space="preserve">2 </w:t>
+      </w:r>
+      <w:r>
+        <w:rPr>
+          <w:rFonts w:ascii="TH SarabunPSK" w:hAnsi="TH SarabunPSK" w:cs="TH SarabunPSK"/>
+          <w:sz w:val="32"/>
+          <w:szCs w:val="32"/>
+          <w:cs/>
+          <w:lang w:bidi="th-TH"/>
+        </w:rPr>
+        <w:t xml:space="preserve">ใบ </w:t>
+      </w:r>
+      <w:r>
+        <w:rPr>
+          <w:rFonts w:ascii="TH SarabunPSK" w:hAnsi="TH SarabunPSK" w:cs="TH SarabunPSK"/>
+          <w:sz w:val="32"/>
+          <w:szCs w:val="32"/>
+          <w:lang w:bidi="th-TH"/>
+        </w:rPr>
+        <w:t xml:space="preserve">2. </w:t>
+      </w:r>
+      <w:r>
+        <w:rPr>
+          <w:rFonts w:ascii="TH SarabunPSK" w:hAnsi="TH SarabunPSK" w:cs="TH SarabunPSK"/>
+          <w:sz w:val="32"/>
+          <w:szCs w:val="32"/>
+          <w:cs/>
+          <w:lang w:bidi="th-TH"/>
+        </w:rPr>
+        <w:t xml:space="preserve">ถ้าเสมอกัน ทั้งยิงสำเร็จเสมอ และไม่สำเร็จเสมอ ให้กล่องสมบัติของทั้งสองเรือ กลับไปเรือสินค้า โดยลูกเรือคนสุดท้ายจะเป็นคนเลือกว่าเอากล่องจากประเทศไหนกลับไปเรือสินค้า (ถ้ากัปตันอยู่คนเดียว ก็นับเป็นลูกเรือคนสุดท้าย) </w:t>
+      </w:r>
+      <w:r>
+        <w:rPr>
+          <w:rFonts w:ascii="TH SarabunPSK" w:hAnsi="TH SarabunPSK" w:cs="TH SarabunPSK"/>
+          <w:sz w:val="32"/>
+          <w:szCs w:val="32"/>
+          <w:lang w:bidi="th-TH"/>
+        </w:rPr>
+        <w:t xml:space="preserve">3. </w:t>
+      </w:r>
+      <w:r>
+        <w:rPr>
+          <w:rFonts w:ascii="TH SarabunPSK" w:hAnsi="TH SarabunPSK" w:cs="TH SarabunPSK"/>
+          <w:sz w:val="32"/>
+          <w:szCs w:val="32"/>
+          <w:cs/>
+          <w:lang w:bidi="th-TH"/>
+        </w:rPr>
+        <w:t xml:space="preserve">ถ้ามีเรือลำนึงว่าง ให้อีกลำยิงฟรีไปเลย มีแค่ชนะ หรือ ยิงไม่สำเร็จ แต่แน่นอน ถ้ายิงไม่สำเร็จ ให้ใช้กรณีตามข้อที่สอง </w:t>
+      </w:r>
+      <w:r>
+        <w:rPr>
+          <w:rFonts w:ascii="TH SarabunPSK" w:hAnsi="TH SarabunPSK" w:cs="TH SarabunPSK"/>
+          <w:sz w:val="32"/>
+          <w:szCs w:val="32"/>
+          <w:lang w:bidi="th-TH"/>
+        </w:rPr>
+        <w:t xml:space="preserve">4. </w:t>
+      </w:r>
+      <w:r>
+        <w:rPr>
+          <w:rFonts w:ascii="TH SarabunPSK" w:hAnsi="TH SarabunPSK" w:cs="TH SarabunPSK"/>
+          <w:sz w:val="32"/>
+          <w:szCs w:val="32"/>
+          <w:cs/>
+          <w:lang w:bidi="th-TH"/>
+        </w:rPr>
+        <w:t>ถ้าเรือว่างทั้งสองลำให้ คนสุดท้ายของเกาะสองคนเป็นคนเลือกว่าจะเอากล่องไหนจากเรือไปไว้เรือสินค้าโดย คนสุดท้ายของเกาะจะเลือก ลำขวา และคนรองสุดท้ายของเกาะจะเลือกลำซ้าย</w:t>
+      </w:r>
+    </w:p>
+    <w:p>
+      <w:pPr>
+        <w:numPr>
+          <w:ilvl w:val="0"/>
+          <w:numId w:val="12"/>
+        </w:numPr>
+        <w:rPr>
+          <w:rFonts w:ascii="TH SarabunPSK" w:hAnsi="TH SarabunPSK" w:cs="TH SarabunPSK"/>
+          <w:sz w:val="32"/>
+          <w:szCs w:val="32"/>
+          <w:lang w:bidi="th-TH"/>
+        </w:rPr>
+      </w:pPr>
+      <w:r>
+        <w:rPr>
+          <w:rFonts w:ascii="TH SarabunPSK" w:hAnsi="TH SarabunPSK" w:cs="TH SarabunPSK"/>
+          <w:sz w:val="32"/>
+          <w:szCs w:val="32"/>
+          <w:lang w:bidi="th-TH"/>
+        </w:rPr>
+        <w:t xml:space="preserve">Vegan </w:t>
+      </w:r>
+      <w:r>
+        <w:rPr>
+          <w:rFonts w:ascii="TH SarabunPSK" w:hAnsi="TH SarabunPSK" w:cs="TH SarabunPSK"/>
+          <w:sz w:val="32"/>
+          <w:szCs w:val="32"/>
+          <w:cs/>
+          <w:lang w:bidi="th-TH"/>
+        </w:rPr>
+        <w:t xml:space="preserve">เพิ่มเรื่องก่อนเก็บนกให้ </w:t>
+      </w:r>
+      <w:r>
+        <w:rPr>
+          <w:rFonts w:ascii="TH SarabunPSK" w:hAnsi="TH SarabunPSK" w:cs="TH SarabunPSK"/>
+          <w:sz w:val="32"/>
+          <w:szCs w:val="32"/>
+          <w:lang w:bidi="th-TH"/>
+        </w:rPr>
+        <w:t xml:space="preserve">Maroon </w:t>
+      </w:r>
+      <w:r>
+        <w:rPr>
+          <w:rFonts w:ascii="TH SarabunPSK" w:hAnsi="TH SarabunPSK" w:cs="TH SarabunPSK"/>
+          <w:sz w:val="32"/>
+          <w:szCs w:val="32"/>
+          <w:cs/>
+          <w:lang w:bidi="th-TH"/>
+        </w:rPr>
+        <w:t xml:space="preserve">ทุกคน ถ้าไม่มีใครอยู่บนเกาะเลย (ทุกคนอยู่บนเรือ) ให้ยิงแข่งกัน </w:t>
+      </w:r>
+      <w:r>
+        <w:rPr>
+          <w:rFonts w:ascii="TH SarabunPSK" w:hAnsi="TH SarabunPSK" w:cs="TH SarabunPSK"/>
+          <w:sz w:val="32"/>
+          <w:szCs w:val="32"/>
+          <w:lang w:bidi="th-TH"/>
+        </w:rPr>
+        <w:t xml:space="preserve">1. </w:t>
+      </w:r>
+      <w:r>
+        <w:rPr>
+          <w:rFonts w:ascii="TH SarabunPSK" w:hAnsi="TH SarabunPSK" w:cs="TH SarabunPSK"/>
+          <w:sz w:val="32"/>
+          <w:szCs w:val="32"/>
+          <w:cs/>
+          <w:lang w:bidi="th-TH"/>
+        </w:rPr>
+        <w:t xml:space="preserve">ลำที่ชนะ จะเป็นลำดับที่ลงไปบนเกาะก่อน </w:t>
+      </w:r>
+      <w:r>
+        <w:rPr>
+          <w:rFonts w:ascii="TH SarabunPSK" w:hAnsi="TH SarabunPSK" w:cs="TH SarabunPSK"/>
+          <w:sz w:val="32"/>
+          <w:szCs w:val="32"/>
+          <w:lang w:bidi="th-TH"/>
+        </w:rPr>
+        <w:t xml:space="preserve">2. </w:t>
+      </w:r>
+      <w:r>
+        <w:rPr>
+          <w:rFonts w:ascii="TH SarabunPSK" w:hAnsi="TH SarabunPSK" w:cs="TH SarabunPSK"/>
+          <w:sz w:val="32"/>
+          <w:szCs w:val="32"/>
+          <w:cs/>
+          <w:lang w:bidi="th-TH"/>
+        </w:rPr>
+        <w:t>ถ้ายิงเสมอกัน ให้สุ่มทั้งหมด</w:t>
+      </w:r>
+    </w:p>
+    <w:p>
+      <w:pPr>
+        <w:rPr>
+          <w:rFonts w:ascii="TH SarabunPSK" w:hAnsi="TH SarabunPSK" w:cs="TH SarabunPSK" w:hint="cs"/>
           <w:sz w:val="32"/>
           <w:szCs w:val="32"/>
           <w:lang w:bidi="th-TH"/>
@@ -10727,6 +11221,119 @@
     </w:lvl>
   </w:abstractNum>
   <w:abstractNum w:abstractNumId="2" w15:restartNumberingAfterBreak="0">
+    <w:nsid w:val="09257A2D"/>
+    <w:multiLevelType w:val="multilevel"/>
+    <w:tmpl w:val="D0F4AB02"/>
+    <w:lvl w:ilvl="0">
+      <w:start w:val="1"/>
+      <w:numFmt w:val="decimal"/>
+      <w:lvlText w:val="%1."/>
+      <w:lvlJc w:val="left"/>
+      <w:pPr>
+        <w:tabs>
+          <w:tab w:val="num" w:pos="720"/>
+        </w:tabs>
+        <w:ind w:left="720" w:hanging="360"/>
+      </w:pPr>
+    </w:lvl>
+    <w:lvl w:ilvl="1" w:tentative="1">
+      <w:start w:val="1"/>
+      <w:numFmt w:val="decimal"/>
+      <w:lvlText w:val="%2."/>
+      <w:lvlJc w:val="left"/>
+      <w:pPr>
+        <w:tabs>
+          <w:tab w:val="num" w:pos="1440"/>
+        </w:tabs>
+        <w:ind w:left="1440" w:hanging="360"/>
+      </w:pPr>
+    </w:lvl>
+    <w:lvl w:ilvl="2" w:tentative="1">
+      <w:start w:val="1"/>
+      <w:numFmt w:val="decimal"/>
+      <w:lvlText w:val="%3."/>
+      <w:lvlJc w:val="left"/>
+      <w:pPr>
+        <w:tabs>
+          <w:tab w:val="num" w:pos="2160"/>
+        </w:tabs>
+        <w:ind w:left="2160" w:hanging="360"/>
+      </w:pPr>
+    </w:lvl>
+    <w:lvl w:ilvl="3" w:tentative="1">
+      <w:start w:val="1"/>
+      <w:numFmt w:val="decimal"/>
+      <w:lvlText w:val="%4."/>
+      <w:lvlJc w:val="left"/>
+      <w:pPr>
+        <w:tabs>
+          <w:tab w:val="num" w:pos="2880"/>
+        </w:tabs>
+        <w:ind w:left="2880" w:hanging="360"/>
+      </w:pPr>
+    </w:lvl>
+    <w:lvl w:ilvl="4" w:tentative="1">
+      <w:start w:val="1"/>
+      <w:numFmt w:val="decimal"/>
+      <w:lvlText w:val="%5."/>
+      <w:lvlJc w:val="left"/>
+      <w:pPr>
+        <w:tabs>
+          <w:tab w:val="num" w:pos="3600"/>
+        </w:tabs>
+        <w:ind w:left="3600" w:hanging="360"/>
+      </w:pPr>
+    </w:lvl>
+    <w:lvl w:ilvl="5" w:tentative="1">
+      <w:start w:val="1"/>
+      <w:numFmt w:val="decimal"/>
+      <w:lvlText w:val="%6."/>
+      <w:lvlJc w:val="left"/>
+      <w:pPr>
+        <w:tabs>
+          <w:tab w:val="num" w:pos="4320"/>
+        </w:tabs>
+        <w:ind w:left="4320" w:hanging="360"/>
+      </w:pPr>
+    </w:lvl>
+    <w:lvl w:ilvl="6" w:tentative="1">
+      <w:start w:val="1"/>
+      <w:numFmt w:val="decimal"/>
+      <w:lvlText w:val="%7."/>
+      <w:lvlJc w:val="left"/>
+      <w:pPr>
+        <w:tabs>
+          <w:tab w:val="num" w:pos="5040"/>
+        </w:tabs>
+        <w:ind w:left="5040" w:hanging="360"/>
+      </w:pPr>
+    </w:lvl>
+    <w:lvl w:ilvl="7" w:tentative="1">
+      <w:start w:val="1"/>
+      <w:numFmt w:val="decimal"/>
+      <w:lvlText w:val="%8."/>
+      <w:lvlJc w:val="left"/>
+      <w:pPr>
+        <w:tabs>
+          <w:tab w:val="num" w:pos="5760"/>
+        </w:tabs>
+        <w:ind w:left="5760" w:hanging="360"/>
+      </w:pPr>
+    </w:lvl>
+    <w:lvl w:ilvl="8" w:tentative="1">
+      <w:start w:val="1"/>
+      <w:numFmt w:val="decimal"/>
+      <w:lvlText w:val="%9."/>
+      <w:lvlJc w:val="left"/>
+      <w:pPr>
+        <w:tabs>
+          <w:tab w:val="num" w:pos="6480"/>
+        </w:tabs>
+        <w:ind w:left="6480" w:hanging="360"/>
+      </w:pPr>
+    </w:lvl>
+  </w:abstractNum>
+  <w:abstractNum w:abstractNumId="3" w15:restartNumberingAfterBreak="0">
     <w:nsid w:val="13D22668"/>
     <w:multiLevelType w:val="hybridMultilevel"/>
     <w:tmpl w:val="AB5C83DC"/>
@@ -10815,7 +11422,7 @@
       </w:pPr>
     </w:lvl>
   </w:abstractNum>
-  <w:abstractNum w:abstractNumId="3" w15:restartNumberingAfterBreak="0">
+  <w:abstractNum w:abstractNumId="4" w15:restartNumberingAfterBreak="0">
     <w:nsid w:val="22344F7C"/>
     <w:multiLevelType w:val="hybridMultilevel"/>
     <w:tmpl w:val="4C3E78BA"/>
@@ -10904,7 +11511,7 @@
       </w:pPr>
     </w:lvl>
   </w:abstractNum>
-  <w:abstractNum w:abstractNumId="4" w15:restartNumberingAfterBreak="0">
+  <w:abstractNum w:abstractNumId="5" w15:restartNumberingAfterBreak="0">
     <w:nsid w:val="28AC1401"/>
     <w:multiLevelType w:val="hybridMultilevel"/>
     <w:tmpl w:val="10D88F84"/>
@@ -10993,7 +11600,7 @@
       </w:pPr>
     </w:lvl>
   </w:abstractNum>
-  <w:abstractNum w:abstractNumId="5" w15:restartNumberingAfterBreak="0">
+  <w:abstractNum w:abstractNumId="6" w15:restartNumberingAfterBreak="0">
     <w:nsid w:val="2EC86E21"/>
     <w:multiLevelType w:val="hybridMultilevel"/>
     <w:tmpl w:val="314A5096"/>
@@ -11082,7 +11689,7 @@
       </w:pPr>
     </w:lvl>
   </w:abstractNum>
-  <w:abstractNum w:abstractNumId="6" w15:restartNumberingAfterBreak="0">
+  <w:abstractNum w:abstractNumId="7" w15:restartNumberingAfterBreak="0">
     <w:nsid w:val="307065B9"/>
     <w:multiLevelType w:val="hybridMultilevel"/>
     <w:tmpl w:val="2C401A36"/>
@@ -11171,7 +11778,7 @@
       </w:pPr>
     </w:lvl>
   </w:abstractNum>
-  <w:abstractNum w:abstractNumId="7" w15:restartNumberingAfterBreak="0">
+  <w:abstractNum w:abstractNumId="8" w15:restartNumberingAfterBreak="0">
     <w:nsid w:val="3CEA1EAB"/>
     <w:multiLevelType w:val="hybridMultilevel"/>
     <w:tmpl w:val="CFC42D54"/>
@@ -11260,7 +11867,7 @@
       </w:pPr>
     </w:lvl>
   </w:abstractNum>
-  <w:abstractNum w:abstractNumId="8" w15:restartNumberingAfterBreak="0">
+  <w:abstractNum w:abstractNumId="9" w15:restartNumberingAfterBreak="0">
     <w:nsid w:val="4D3B0574"/>
     <w:multiLevelType w:val="hybridMultilevel"/>
     <w:tmpl w:val="9356D2DC"/>
@@ -11349,7 +11956,7 @@
       </w:pPr>
     </w:lvl>
   </w:abstractNum>
-  <w:abstractNum w:abstractNumId="9" w15:restartNumberingAfterBreak="0">
+  <w:abstractNum w:abstractNumId="10" w15:restartNumberingAfterBreak="0">
     <w:nsid w:val="6CDC7E62"/>
     <w:multiLevelType w:val="hybridMultilevel"/>
     <w:tmpl w:val="74148084"/>
@@ -11462,7 +12069,7 @@
       </w:rPr>
     </w:lvl>
   </w:abstractNum>
-  <w:abstractNum w:abstractNumId="10" w15:restartNumberingAfterBreak="0">
+  <w:abstractNum w:abstractNumId="11" w15:restartNumberingAfterBreak="0">
     <w:nsid w:val="750927D2"/>
     <w:multiLevelType w:val="hybridMultilevel"/>
     <w:tmpl w:val="B7A4BD2A"/>
@@ -11552,37 +12159,40 @@
     </w:lvl>
   </w:abstractNum>
   <w:num w:numId="1" w16cid:durableId="436604510">
-    <w:abstractNumId w:val="10"/>
+    <w:abstractNumId w:val="11"/>
   </w:num>
   <w:num w:numId="2" w16cid:durableId="1167935565">
-    <w:abstractNumId w:val="4"/>
+    <w:abstractNumId w:val="5"/>
   </w:num>
   <w:num w:numId="3" w16cid:durableId="749304046">
-    <w:abstractNumId w:val="5"/>
+    <w:abstractNumId w:val="6"/>
   </w:num>
   <w:num w:numId="4" w16cid:durableId="13965191">
-    <w:abstractNumId w:val="8"/>
+    <w:abstractNumId w:val="9"/>
   </w:num>
   <w:num w:numId="5" w16cid:durableId="173224978">
     <w:abstractNumId w:val="0"/>
   </w:num>
   <w:num w:numId="6" w16cid:durableId="1118642912">
-    <w:abstractNumId w:val="6"/>
+    <w:abstractNumId w:val="7"/>
   </w:num>
   <w:num w:numId="7" w16cid:durableId="1157962724">
+    <w:abstractNumId w:val="4"/>
+  </w:num>
+  <w:num w:numId="8" w16cid:durableId="1437943871">
     <w:abstractNumId w:val="3"/>
   </w:num>
-  <w:num w:numId="8" w16cid:durableId="1437943871">
-    <w:abstractNumId w:val="2"/>
-  </w:num>
   <w:num w:numId="9" w16cid:durableId="1680279971">
-    <w:abstractNumId w:val="7"/>
+    <w:abstractNumId w:val="8"/>
   </w:num>
   <w:num w:numId="10" w16cid:durableId="1410037141">
     <w:abstractNumId w:val="1"/>
   </w:num>
   <w:num w:numId="11" w16cid:durableId="1988313764">
-    <w:abstractNumId w:val="9"/>
+    <w:abstractNumId w:val="10"/>
+  </w:num>
+  <w:num w:numId="12" w16cid:durableId="1955596791">
+    <w:abstractNumId w:val="2"/>
   </w:num>
 </w:numbering>
 </file>
@@ -12190,7 +12800,6 @@
   <w:style w:type="character" w:default="1" w:styleId="DefaultParagraphFont">
     <w:name w:val="Default Paragraph Font"/>
     <w:uiPriority w:val="1"/>
-    <w:semiHidden/>
     <w:unhideWhenUsed/>
   </w:style>
   <w:style w:type="table" w:default="1" w:styleId="TableNormal">

--- a/Game Doc/Tortuga aka wreckers.docx
+++ b/Game Doc/Tortuga aka wreckers.docx
@@ -1,6 +1,6 @@
 
 <file path=word/document.xml><?xml version="1.0" encoding="utf-8"?>
-<w:document xmlns:wpc="http://schemas.microsoft.com/office/word/2010/wordprocessingCanvas" xmlns:cx="http://schemas.microsoft.com/office/drawing/2014/chartex" xmlns:cx1="http://schemas.microsoft.com/office/drawing/2015/9/8/chartex" xmlns:cx2="http://schemas.microsoft.com/office/drawing/2015/10/21/chartex" xmlns:cx3="http://schemas.microsoft.com/office/drawing/2016/5/9/chartex" xmlns:cx4="http://schemas.microsoft.com/office/drawing/2016/5/10/chartex" xmlns:cx5="http://schemas.microsoft.com/office/drawing/2016/5/11/chartex" xmlns:cx6="http://schemas.microsoft.com/office/drawing/2016/5/12/chartex" xmlns:cx7="http://schemas.microsoft.com/office/drawing/2016/5/13/chartex" xmlns:cx8="http://schemas.microsoft.com/office/drawing/2016/5/14/chartex" xmlns:mc="http://schemas.openxmlformats.org/markup-compatibility/2006" xmlns:aink="http://schemas.microsoft.com/office/drawing/2016/ink" xmlns:am3d="http://schemas.microsoft.com/office/drawing/2017/model3d" xmlns:o="urn:schemas-microsoft-com:office:office" xmlns:oel="http://schemas.microsoft.com/office/2019/extlst" xmlns:r="http://schemas.openxmlformats.org/officeDocument/2006/relationships" xmlns:m="http://schemas.openxmlformats.org/officeDocument/2006/math" xmlns:v="urn:schemas-microsoft-com:vml" xmlns:wp14="http://schemas.microsoft.com/office/word/2010/wordprocessingDrawing" xmlns:wp="http://schemas.openxmlformats.org/drawingml/2006/wordprocessingDrawing" xmlns:w10="urn:schemas-microsoft-com:office:word" xmlns:w="http://schemas.openxmlformats.org/wordprocessingml/2006/main" xmlns:w14="http://schemas.microsoft.com/office/word/2010/wordml" xmlns:w15="http://schemas.microsoft.com/office/word/2012/wordml" xmlns:w16cex="http://schemas.microsoft.com/office/word/2018/wordml/cex" xmlns:w16cid="http://schemas.microsoft.com/office/word/2016/wordml/cid" xmlns:w16="http://schemas.microsoft.com/office/word/2018/wordml" xmlns:w16du="http://schemas.microsoft.com/office/word/2023/wordml/word16du" xmlns:w16sdtdh="http://schemas.microsoft.com/office/word/2020/wordml/sdtdatahash" xmlns:w16sdtfl="http://schemas.microsoft.com/office/word/2024/wordml/sdtformatlock" xmlns:w16se="http://schemas.microsoft.com/office/word/2015/wordml/symex" xmlns:wpg="http://schemas.microsoft.com/office/word/2010/wordprocessingGroup" xmlns:wpi="http://schemas.microsoft.com/office/word/2010/wordprocessingInk" xmlns:wne="http://schemas.microsoft.com/office/word/2006/wordml" xmlns:wps="http://schemas.microsoft.com/office/word/2010/wordprocessingShape" mc:Ignorable="w14 w15 w16se w16cid w16 w16cex w16sdtdh w16sdtfl w16du wp14">
+<w:document xmlns:wpc="http://schemas.microsoft.com/office/word/2010/wordprocessingCanvas" xmlns:cx="http://schemas.microsoft.com/office/drawing/2014/chartex" xmlns:cx1="http://schemas.microsoft.com/office/drawing/2015/9/8/chartex" xmlns:cx2="http://schemas.microsoft.com/office/drawing/2015/10/21/chartex" xmlns:cx3="http://schemas.microsoft.com/office/drawing/2016/5/9/chartex" xmlns:cx4="http://schemas.microsoft.com/office/drawing/2016/5/10/chartex" xmlns:cx5="http://schemas.microsoft.com/office/drawing/2016/5/11/chartex" xmlns:cx6="http://schemas.microsoft.com/office/drawing/2016/5/12/chartex" xmlns:cx7="http://schemas.microsoft.com/office/drawing/2016/5/13/chartex" xmlns:cx8="http://schemas.microsoft.com/office/drawing/2016/5/14/chartex" xmlns:mc="http://schemas.openxmlformats.org/markup-compatibility/2006" xmlns:aink="http://schemas.microsoft.com/office/drawing/2016/ink" xmlns:am3d="http://schemas.microsoft.com/office/drawing/2017/model3d" xmlns:o="urn:schemas-microsoft-com:office:office" xmlns:oel="http://schemas.microsoft.com/office/2019/extlst" xmlns:r="http://schemas.openxmlformats.org/officeDocument/2006/relationships" xmlns:m="http://schemas.openxmlformats.org/officeDocument/2006/math" xmlns:v="urn:schemas-microsoft-com:vml" xmlns:wp14="http://schemas.microsoft.com/office/word/2010/wordprocessingDrawing" xmlns:wp="http://schemas.openxmlformats.org/drawingml/2006/wordprocessingDrawing" xmlns:w10="urn:schemas-microsoft-com:office:word" xmlns:w="http://schemas.openxmlformats.org/wordprocessingml/2006/main" xmlns:w14="http://schemas.microsoft.com/office/word/2010/wordml" xmlns:w15="http://schemas.microsoft.com/office/word/2012/wordml" xmlns:w16cei="http://schemas.microsoft.com/office/word/2026/wordml/cei" xmlns:w16cex="http://schemas.microsoft.com/office/word/2018/wordml/cex" xmlns:w16cid="http://schemas.microsoft.com/office/word/2016/wordml/cid" xmlns:w16="http://schemas.microsoft.com/office/word/2018/wordml" xmlns:w16du="http://schemas.microsoft.com/office/word/2023/wordml/word16du" xmlns:w16sdtdh="http://schemas.microsoft.com/office/word/2020/wordml/sdtdatahash" xmlns:w16sdtfl="http://schemas.microsoft.com/office/word/2024/wordml/sdtformatlock" xmlns:w16se="http://schemas.microsoft.com/office/word/2015/wordml/symex" xmlns:wpg="http://schemas.microsoft.com/office/word/2010/wordprocessingGroup" xmlns:wpi="http://schemas.microsoft.com/office/word/2010/wordprocessingInk" xmlns:wne="http://schemas.microsoft.com/office/word/2006/wordml" xmlns:wps="http://schemas.microsoft.com/office/word/2010/wordprocessingShape" mc:Ignorable="w14 w15 w16se w16cid w16 w16cex w16sdtdh w16sdtfl w16du wp14">
   <w:body>
     <w:p>
       <w:pPr>
@@ -759,6 +759,7 @@
           <w:cs/>
           <w:lang w:bidi="th-TH"/>
         </w:rPr>
+        <w:lastRenderedPageBreak/>
         <w:t>เกาะจะมี</w:t>
       </w:r>
       <w:r>
@@ -972,27 +973,7 @@
           <w:szCs w:val="32"/>
           <w:lang w:bidi="th-TH"/>
         </w:rPr>
-        <w:t xml:space="preserve"> </w:t>
-      </w:r>
-      <w:proofErr w:type="spellStart"/>
-      <w:r>
-        <w:rPr>
-          <w:rFonts w:ascii="TH SarabunPSK" w:hAnsi="TH SarabunPSK" w:cs="TH SarabunPSK"/>
-          <w:sz w:val="32"/>
-          <w:szCs w:val="32"/>
-          <w:lang w:bidi="th-TH"/>
-        </w:rPr>
-        <w:t>Maimuxm</w:t>
-      </w:r>
-      <w:proofErr w:type="spellEnd"/>
-      <w:r>
-        <w:rPr>
-          <w:rFonts w:ascii="TH SarabunPSK" w:hAnsi="TH SarabunPSK" w:cs="TH SarabunPSK"/>
-          <w:sz w:val="32"/>
-          <w:szCs w:val="32"/>
-          <w:lang w:bidi="th-TH"/>
-        </w:rPr>
-        <w:t xml:space="preserve"> </w:t>
+        <w:t xml:space="preserve"> Maimuxm </w:t>
       </w:r>
       <w:r>
         <w:rPr>
@@ -1052,7 +1033,6 @@
           <w:lang w:bidi="th-TH"/>
         </w:rPr>
       </w:pPr>
-      <w:proofErr w:type="spellStart"/>
       <w:r>
         <w:rPr>
           <w:rFonts w:ascii="TH SarabunPSK" w:hAnsi="TH SarabunPSK" w:cs="TH SarabunPSK"/>
@@ -1062,7 +1042,6 @@
         </w:rPr>
         <w:t>Initialstate</w:t>
       </w:r>
-      <w:proofErr w:type="spellEnd"/>
     </w:p>
     <w:p>
       <w:pPr>
@@ -1461,6 +1440,7 @@
           <w:cs/>
           <w:lang w:bidi="th-TH"/>
         </w:rPr>
+        <w:lastRenderedPageBreak/>
         <w:drawing>
           <wp:inline distT="0" distB="0" distL="0" distR="0" wp14:anchorId="14FAF575" wp14:editId="4A072A4B">
             <wp:extent cx="5637475" cy="4748959"/>
@@ -1941,6 +1921,7 @@
           <w:cs/>
           <w:lang w:bidi="th-TH"/>
         </w:rPr>
+        <w:lastRenderedPageBreak/>
         <w:t xml:space="preserve">ก่อนจะเข้าสู่เนื้อหา </w:t>
       </w:r>
       <w:r>
@@ -2710,209 +2691,209 @@
           <w:cs/>
           <w:lang w:bidi="th-TH"/>
         </w:rPr>
+        <w:t>การย้ายสถานที่ไปมานั้น จะต่อท้ายคนที่อยู่ก่อนหน้าเสมอ แบบ ต่อคิวกัน และหากมีคนที่อยู่คิวก่อนเราย้ายสถานที่ คิวก็จะเขยิบขึ้นมาตามลำดับ</w:t>
+      </w:r>
+    </w:p>
+    <w:p>
+      <w:pPr>
+        <w:rPr>
+          <w:rFonts w:ascii="TH SarabunPSK" w:hAnsi="TH SarabunPSK" w:cs="TH SarabunPSK"/>
+          <w:sz w:val="32"/>
+          <w:szCs w:val="32"/>
+          <w:lang w:bidi="th-TH"/>
+        </w:rPr>
+      </w:pPr>
+      <w:r>
+        <w:rPr>
+          <w:rFonts w:ascii="TH SarabunPSK" w:hAnsi="TH SarabunPSK" w:cs="TH SarabunPSK" w:hint="cs"/>
+          <w:sz w:val="32"/>
+          <w:szCs w:val="32"/>
+          <w:cs/>
+          <w:lang w:bidi="th-TH"/>
+        </w:rPr>
+        <w:t>เกมจะจบก็ต่อเมื่อ เปิดไพ่</w:t>
+      </w:r>
+      <w:r>
+        <w:rPr>
+          <w:rFonts w:ascii="TH SarabunPSK" w:hAnsi="TH SarabunPSK" w:cs="TH SarabunPSK"/>
+          <w:sz w:val="32"/>
+          <w:szCs w:val="32"/>
+          <w:lang w:bidi="th-TH"/>
+        </w:rPr>
+        <w:t xml:space="preserve"> Event </w:t>
+      </w:r>
+      <w:r>
+        <w:rPr>
+          <w:rFonts w:ascii="TH SarabunPSK" w:hAnsi="TH SarabunPSK" w:cs="TH SarabunPSK" w:hint="cs"/>
+          <w:sz w:val="32"/>
+          <w:szCs w:val="32"/>
+          <w:cs/>
+          <w:lang w:bidi="th-TH"/>
+        </w:rPr>
+        <w:t>เจอ</w:t>
+      </w:r>
+      <w:r>
+        <w:rPr>
+          <w:rFonts w:ascii="TH SarabunPSK" w:hAnsi="TH SarabunPSK" w:cs="TH SarabunPSK"/>
+          <w:sz w:val="32"/>
+          <w:szCs w:val="32"/>
+          <w:lang w:bidi="th-TH"/>
+        </w:rPr>
+        <w:t xml:space="preserve"> Spanish Amada</w:t>
+      </w:r>
+      <w:r>
+        <w:rPr>
+          <w:rFonts w:ascii="TH SarabunPSK" w:hAnsi="TH SarabunPSK" w:cs="TH SarabunPSK" w:hint="cs"/>
+          <w:sz w:val="32"/>
+          <w:szCs w:val="32"/>
+          <w:cs/>
+          <w:lang w:bidi="th-TH"/>
+        </w:rPr>
+        <w:t xml:space="preserve"> ซึ่งไพ่ใบนี้จะอยู่ใน</w:t>
+      </w:r>
+      <w:r>
+        <w:rPr>
+          <w:rFonts w:ascii="TH SarabunPSK" w:hAnsi="TH SarabunPSK" w:cs="TH SarabunPSK"/>
+          <w:sz w:val="32"/>
+          <w:szCs w:val="32"/>
+          <w:lang w:bidi="th-TH"/>
+        </w:rPr>
+        <w:t xml:space="preserve"> 5</w:t>
+      </w:r>
+      <w:r>
+        <w:rPr>
+          <w:rFonts w:ascii="TH SarabunPSK" w:hAnsi="TH SarabunPSK" w:cs="TH SarabunPSK" w:hint="cs"/>
+          <w:sz w:val="32"/>
+          <w:szCs w:val="32"/>
+          <w:cs/>
+          <w:lang w:bidi="th-TH"/>
+        </w:rPr>
+        <w:t xml:space="preserve"> ใบสุดท้ายของกองกลางเสมอ กล่าวคือ พอสับไพ่กองกลางตอนเริ่มเกมเรียบร้อยแล้ว ให้เอา </w:t>
+      </w:r>
+      <w:r>
+        <w:rPr>
+          <w:rFonts w:ascii="TH SarabunPSK" w:hAnsi="TH SarabunPSK" w:cs="TH SarabunPSK"/>
+          <w:sz w:val="32"/>
+          <w:szCs w:val="32"/>
+          <w:lang w:bidi="th-TH"/>
+        </w:rPr>
+        <w:t xml:space="preserve">4 </w:t>
+      </w:r>
+      <w:r>
+        <w:rPr>
+          <w:rFonts w:ascii="TH SarabunPSK" w:hAnsi="TH SarabunPSK" w:cs="TH SarabunPSK" w:hint="cs"/>
+          <w:sz w:val="32"/>
+          <w:szCs w:val="32"/>
+          <w:cs/>
+          <w:lang w:bidi="th-TH"/>
+        </w:rPr>
+        <w:t xml:space="preserve">ใบสุดท้ายของกองออกมา </w:t>
+      </w:r>
+      <w:r>
+        <w:rPr>
+          <w:rFonts w:ascii="TH SarabunPSK" w:hAnsi="TH SarabunPSK" w:cs="TH SarabunPSK"/>
+          <w:sz w:val="32"/>
+          <w:szCs w:val="32"/>
+          <w:lang w:bidi="th-TH"/>
+        </w:rPr>
+        <w:t>+</w:t>
+      </w:r>
+      <w:r>
+        <w:rPr>
+          <w:rFonts w:ascii="TH SarabunPSK" w:hAnsi="TH SarabunPSK" w:cs="TH SarabunPSK" w:hint="cs"/>
+          <w:sz w:val="32"/>
+          <w:szCs w:val="32"/>
+          <w:cs/>
+          <w:lang w:bidi="th-TH"/>
+        </w:rPr>
+        <w:t xml:space="preserve"> เติม</w:t>
+      </w:r>
+      <w:r>
+        <w:rPr>
+          <w:rFonts w:ascii="TH SarabunPSK" w:hAnsi="TH SarabunPSK" w:cs="TH SarabunPSK"/>
+          <w:sz w:val="32"/>
+          <w:szCs w:val="32"/>
+          <w:lang w:bidi="th-TH"/>
+        </w:rPr>
+        <w:t xml:space="preserve"> Spanish Amada </w:t>
+      </w:r>
+      <w:r>
+        <w:rPr>
+          <w:rFonts w:ascii="TH SarabunPSK" w:hAnsi="TH SarabunPSK" w:cs="TH SarabunPSK" w:hint="cs"/>
+          <w:sz w:val="32"/>
+          <w:szCs w:val="32"/>
+          <w:cs/>
+          <w:lang w:bidi="th-TH"/>
+        </w:rPr>
+        <w:t>เข้าไปเป็น</w:t>
+      </w:r>
+      <w:r>
+        <w:rPr>
+          <w:rFonts w:ascii="TH SarabunPSK" w:hAnsi="TH SarabunPSK" w:cs="TH SarabunPSK"/>
+          <w:sz w:val="32"/>
+          <w:szCs w:val="32"/>
+          <w:lang w:bidi="th-TH"/>
+        </w:rPr>
+        <w:t xml:space="preserve"> 5 </w:t>
+      </w:r>
+      <w:r>
+        <w:rPr>
+          <w:rFonts w:ascii="TH SarabunPSK" w:hAnsi="TH SarabunPSK" w:cs="TH SarabunPSK" w:hint="cs"/>
+          <w:sz w:val="32"/>
+          <w:szCs w:val="32"/>
+          <w:cs/>
+          <w:lang w:bidi="th-TH"/>
+        </w:rPr>
+        <w:t xml:space="preserve">แล้วสับเพียง </w:t>
+      </w:r>
+      <w:r>
+        <w:rPr>
+          <w:rFonts w:ascii="TH SarabunPSK" w:hAnsi="TH SarabunPSK" w:cs="TH SarabunPSK"/>
+          <w:sz w:val="32"/>
+          <w:szCs w:val="32"/>
+          <w:lang w:bidi="th-TH"/>
+        </w:rPr>
+        <w:t xml:space="preserve">5 </w:t>
+      </w:r>
+      <w:r>
+        <w:rPr>
+          <w:rFonts w:ascii="TH SarabunPSK" w:hAnsi="TH SarabunPSK" w:cs="TH SarabunPSK" w:hint="cs"/>
+          <w:sz w:val="32"/>
+          <w:szCs w:val="32"/>
+          <w:cs/>
+          <w:lang w:bidi="th-TH"/>
+        </w:rPr>
+        <w:t>ใบนั้น ใส่ไว้ใต้สุดของกอง</w:t>
+      </w:r>
+    </w:p>
+    <w:p>
+      <w:pPr>
+        <w:rPr>
+          <w:rFonts w:ascii="TH SarabunPSK" w:hAnsi="TH SarabunPSK" w:cs="TH SarabunPSK"/>
+          <w:sz w:val="32"/>
+          <w:szCs w:val="32"/>
+          <w:lang w:bidi="th-TH"/>
+        </w:rPr>
+      </w:pPr>
+    </w:p>
+    <w:p>
+      <w:pPr>
+        <w:rPr>
+          <w:rFonts w:ascii="TH SarabunPSK" w:hAnsi="TH SarabunPSK" w:cs="TH SarabunPSK"/>
+          <w:sz w:val="32"/>
+          <w:szCs w:val="32"/>
+          <w:lang w:bidi="th-TH"/>
+        </w:rPr>
+      </w:pPr>
+      <w:r>
+        <w:rPr>
+          <w:rFonts w:ascii="TH SarabunPSK" w:hAnsi="TH SarabunPSK" w:cs="TH SarabunPSK" w:hint="cs"/>
+          <w:sz w:val="32"/>
+          <w:szCs w:val="32"/>
+          <w:cs/>
+          <w:lang w:bidi="th-TH"/>
+        </w:rPr>
         <w:lastRenderedPageBreak/>
-        <w:t>การย้ายสถานที่ไปมานั้น จะต่อท้ายคนที่อยู่ก่อนหน้าเสมอ แบบ ต่อคิวกัน และหากมีคนที่อยู่คิวก่อนเราย้ายสถานที่ คิวก็จะเขยิบขึ้นมาตามลำดับ</w:t>
-      </w:r>
-    </w:p>
-    <w:p>
-      <w:pPr>
-        <w:rPr>
-          <w:rFonts w:ascii="TH SarabunPSK" w:hAnsi="TH SarabunPSK" w:cs="TH SarabunPSK"/>
-          <w:sz w:val="32"/>
-          <w:szCs w:val="32"/>
-          <w:lang w:bidi="th-TH"/>
-        </w:rPr>
-      </w:pPr>
-      <w:r>
-        <w:rPr>
-          <w:rFonts w:ascii="TH SarabunPSK" w:hAnsi="TH SarabunPSK" w:cs="TH SarabunPSK" w:hint="cs"/>
-          <w:sz w:val="32"/>
-          <w:szCs w:val="32"/>
-          <w:cs/>
-          <w:lang w:bidi="th-TH"/>
-        </w:rPr>
-        <w:t>เกมจะจบก็ต่อเมื่อ เปิดไพ่</w:t>
-      </w:r>
-      <w:r>
-        <w:rPr>
-          <w:rFonts w:ascii="TH SarabunPSK" w:hAnsi="TH SarabunPSK" w:cs="TH SarabunPSK"/>
-          <w:sz w:val="32"/>
-          <w:szCs w:val="32"/>
-          <w:lang w:bidi="th-TH"/>
-        </w:rPr>
-        <w:t xml:space="preserve"> Event </w:t>
-      </w:r>
-      <w:r>
-        <w:rPr>
-          <w:rFonts w:ascii="TH SarabunPSK" w:hAnsi="TH SarabunPSK" w:cs="TH SarabunPSK" w:hint="cs"/>
-          <w:sz w:val="32"/>
-          <w:szCs w:val="32"/>
-          <w:cs/>
-          <w:lang w:bidi="th-TH"/>
-        </w:rPr>
-        <w:t>เจอ</w:t>
-      </w:r>
-      <w:r>
-        <w:rPr>
-          <w:rFonts w:ascii="TH SarabunPSK" w:hAnsi="TH SarabunPSK" w:cs="TH SarabunPSK"/>
-          <w:sz w:val="32"/>
-          <w:szCs w:val="32"/>
-          <w:lang w:bidi="th-TH"/>
-        </w:rPr>
-        <w:t xml:space="preserve"> Spanish Amada</w:t>
-      </w:r>
-      <w:r>
-        <w:rPr>
-          <w:rFonts w:ascii="TH SarabunPSK" w:hAnsi="TH SarabunPSK" w:cs="TH SarabunPSK" w:hint="cs"/>
-          <w:sz w:val="32"/>
-          <w:szCs w:val="32"/>
-          <w:cs/>
-          <w:lang w:bidi="th-TH"/>
-        </w:rPr>
-        <w:t xml:space="preserve"> ซึ่งไพ่ใบนี้จะอยู่ใน</w:t>
-      </w:r>
-      <w:r>
-        <w:rPr>
-          <w:rFonts w:ascii="TH SarabunPSK" w:hAnsi="TH SarabunPSK" w:cs="TH SarabunPSK"/>
-          <w:sz w:val="32"/>
-          <w:szCs w:val="32"/>
-          <w:lang w:bidi="th-TH"/>
-        </w:rPr>
-        <w:t xml:space="preserve"> 5</w:t>
-      </w:r>
-      <w:r>
-        <w:rPr>
-          <w:rFonts w:ascii="TH SarabunPSK" w:hAnsi="TH SarabunPSK" w:cs="TH SarabunPSK" w:hint="cs"/>
-          <w:sz w:val="32"/>
-          <w:szCs w:val="32"/>
-          <w:cs/>
-          <w:lang w:bidi="th-TH"/>
-        </w:rPr>
-        <w:t xml:space="preserve"> ใบสุดท้ายของกองกลางเสมอ กล่าวคือ พอสับไพ่กองกลางตอนเริ่มเกมเรียบร้อยแล้ว ให้เอา </w:t>
-      </w:r>
-      <w:r>
-        <w:rPr>
-          <w:rFonts w:ascii="TH SarabunPSK" w:hAnsi="TH SarabunPSK" w:cs="TH SarabunPSK"/>
-          <w:sz w:val="32"/>
-          <w:szCs w:val="32"/>
-          <w:lang w:bidi="th-TH"/>
-        </w:rPr>
-        <w:t xml:space="preserve">4 </w:t>
-      </w:r>
-      <w:r>
-        <w:rPr>
-          <w:rFonts w:ascii="TH SarabunPSK" w:hAnsi="TH SarabunPSK" w:cs="TH SarabunPSK" w:hint="cs"/>
-          <w:sz w:val="32"/>
-          <w:szCs w:val="32"/>
-          <w:cs/>
-          <w:lang w:bidi="th-TH"/>
-        </w:rPr>
-        <w:t xml:space="preserve">ใบสุดท้ายของกองออกมา </w:t>
-      </w:r>
-      <w:r>
-        <w:rPr>
-          <w:rFonts w:ascii="TH SarabunPSK" w:hAnsi="TH SarabunPSK" w:cs="TH SarabunPSK"/>
-          <w:sz w:val="32"/>
-          <w:szCs w:val="32"/>
-          <w:lang w:bidi="th-TH"/>
-        </w:rPr>
-        <w:t>+</w:t>
-      </w:r>
-      <w:r>
-        <w:rPr>
-          <w:rFonts w:ascii="TH SarabunPSK" w:hAnsi="TH SarabunPSK" w:cs="TH SarabunPSK" w:hint="cs"/>
-          <w:sz w:val="32"/>
-          <w:szCs w:val="32"/>
-          <w:cs/>
-          <w:lang w:bidi="th-TH"/>
-        </w:rPr>
-        <w:t xml:space="preserve"> เติม</w:t>
-      </w:r>
-      <w:r>
-        <w:rPr>
-          <w:rFonts w:ascii="TH SarabunPSK" w:hAnsi="TH SarabunPSK" w:cs="TH SarabunPSK"/>
-          <w:sz w:val="32"/>
-          <w:szCs w:val="32"/>
-          <w:lang w:bidi="th-TH"/>
-        </w:rPr>
-        <w:t xml:space="preserve"> Spanish Amada </w:t>
-      </w:r>
-      <w:r>
-        <w:rPr>
-          <w:rFonts w:ascii="TH SarabunPSK" w:hAnsi="TH SarabunPSK" w:cs="TH SarabunPSK" w:hint="cs"/>
-          <w:sz w:val="32"/>
-          <w:szCs w:val="32"/>
-          <w:cs/>
-          <w:lang w:bidi="th-TH"/>
-        </w:rPr>
-        <w:t>เข้าไปเป็น</w:t>
-      </w:r>
-      <w:r>
-        <w:rPr>
-          <w:rFonts w:ascii="TH SarabunPSK" w:hAnsi="TH SarabunPSK" w:cs="TH SarabunPSK"/>
-          <w:sz w:val="32"/>
-          <w:szCs w:val="32"/>
-          <w:lang w:bidi="th-TH"/>
-        </w:rPr>
-        <w:t xml:space="preserve"> 5 </w:t>
-      </w:r>
-      <w:r>
-        <w:rPr>
-          <w:rFonts w:ascii="TH SarabunPSK" w:hAnsi="TH SarabunPSK" w:cs="TH SarabunPSK" w:hint="cs"/>
-          <w:sz w:val="32"/>
-          <w:szCs w:val="32"/>
-          <w:cs/>
-          <w:lang w:bidi="th-TH"/>
-        </w:rPr>
-        <w:t xml:space="preserve">แล้วสับเพียง </w:t>
-      </w:r>
-      <w:r>
-        <w:rPr>
-          <w:rFonts w:ascii="TH SarabunPSK" w:hAnsi="TH SarabunPSK" w:cs="TH SarabunPSK"/>
-          <w:sz w:val="32"/>
-          <w:szCs w:val="32"/>
-          <w:lang w:bidi="th-TH"/>
-        </w:rPr>
-        <w:t xml:space="preserve">5 </w:t>
-      </w:r>
-      <w:r>
-        <w:rPr>
-          <w:rFonts w:ascii="TH SarabunPSK" w:hAnsi="TH SarabunPSK" w:cs="TH SarabunPSK" w:hint="cs"/>
-          <w:sz w:val="32"/>
-          <w:szCs w:val="32"/>
-          <w:cs/>
-          <w:lang w:bidi="th-TH"/>
-        </w:rPr>
-        <w:t>ใบนั้น ใส่ไว้ใต้สุดของกอง</w:t>
-      </w:r>
-    </w:p>
-    <w:p>
-      <w:pPr>
-        <w:rPr>
-          <w:rFonts w:ascii="TH SarabunPSK" w:hAnsi="TH SarabunPSK" w:cs="TH SarabunPSK"/>
-          <w:sz w:val="32"/>
-          <w:szCs w:val="32"/>
-          <w:lang w:bidi="th-TH"/>
-        </w:rPr>
-      </w:pPr>
-    </w:p>
-    <w:p>
-      <w:pPr>
-        <w:rPr>
-          <w:rFonts w:ascii="TH SarabunPSK" w:hAnsi="TH SarabunPSK" w:cs="TH SarabunPSK"/>
-          <w:sz w:val="32"/>
-          <w:szCs w:val="32"/>
-          <w:lang w:bidi="th-TH"/>
-        </w:rPr>
-      </w:pPr>
-      <w:r>
-        <w:rPr>
-          <w:rFonts w:ascii="TH SarabunPSK" w:hAnsi="TH SarabunPSK" w:cs="TH SarabunPSK" w:hint="cs"/>
-          <w:sz w:val="32"/>
-          <w:szCs w:val="32"/>
-          <w:cs/>
-          <w:lang w:bidi="th-TH"/>
-        </w:rPr>
         <w:t>การโดน</w:t>
       </w:r>
       <w:r>
@@ -3570,7 +3551,6 @@
           <w:szCs w:val="32"/>
           <w:lang w:bidi="th-TH"/>
         </w:rPr>
-        <w:lastRenderedPageBreak/>
         <w:t>Vote</w:t>
       </w:r>
     </w:p>
@@ -3835,6 +3815,7 @@
           <w:szCs w:val="32"/>
           <w:lang w:bidi="th-TH"/>
         </w:rPr>
+        <w:lastRenderedPageBreak/>
         <w:t>Mutiny: Disagree</w:t>
       </w:r>
     </w:p>
@@ -4195,7 +4176,6 @@
           <w:szCs w:val="32"/>
           <w:lang w:bidi="th-TH"/>
         </w:rPr>
-        <w:lastRenderedPageBreak/>
         <w:t>Brawl: British</w:t>
       </w:r>
     </w:p>
@@ -4580,6 +4560,7 @@
           <w:szCs w:val="32"/>
           <w:lang w:bidi="th-TH"/>
         </w:rPr>
+        <w:lastRenderedPageBreak/>
         <w:t>Brawl: France</w:t>
       </w:r>
     </w:p>
@@ -4796,19 +4777,8 @@
           <w:szCs w:val="32"/>
           <w:lang w:bidi="th-TH"/>
         </w:rPr>
-        <w:t xml:space="preserve">Mutiny: </w:t>
-      </w:r>
-      <w:proofErr w:type="spellStart"/>
-      <w:r>
-        <w:rPr>
-          <w:rFonts w:ascii="TH SarabunPSK" w:hAnsi="TH SarabunPSK" w:cs="TH SarabunPSK"/>
-          <w:sz w:val="32"/>
-          <w:szCs w:val="32"/>
-          <w:lang w:bidi="th-TH"/>
-        </w:rPr>
-        <w:t>DIsagree</w:t>
-      </w:r>
-      <w:proofErr w:type="spellEnd"/>
+        <w:t>Mutiny: DIsagree</w:t>
+      </w:r>
     </w:p>
     <w:p>
       <w:pPr>
@@ -4831,7 +4801,6 @@
           <w:szCs w:val="32"/>
           <w:lang w:bidi="th-TH"/>
         </w:rPr>
-        <w:lastRenderedPageBreak/>
         <w:t>Vote</w:t>
       </w:r>
     </w:p>
@@ -5336,6 +5305,7 @@
           <w:szCs w:val="32"/>
           <w:lang w:bidi="th-TH"/>
         </w:rPr>
+        <w:lastRenderedPageBreak/>
         <w:t>Attack: Fire</w:t>
       </w:r>
     </w:p>
@@ -5456,7 +5426,6 @@
           <w:szCs w:val="32"/>
           <w:lang w:bidi="th-TH"/>
         </w:rPr>
-        <w:lastRenderedPageBreak/>
         <w:t>Brawl: British</w:t>
       </w:r>
     </w:p>
@@ -7080,7 +7049,6 @@
                 <w:cs/>
                 <w:lang w:bidi="th-TH"/>
               </w:rPr>
-              <w:lastRenderedPageBreak/>
               <w:t>สามารถส่งใครก็ได้จาก เกาะ หรือ เรือลำเล็กไปต่อแถวเรือใหญ่ลำไหนก็ได้</w:t>
             </w:r>
           </w:p>
@@ -7140,7 +7108,6 @@
                 <w:szCs w:val="32"/>
                 <w:lang w:bidi="th-TH"/>
               </w:rPr>
-              <w:lastRenderedPageBreak/>
               <w:t>3</w:t>
             </w:r>
           </w:p>
@@ -7306,6 +7273,7 @@
                 <w:szCs w:val="32"/>
                 <w:lang w:bidi="th-TH"/>
               </w:rPr>
+              <w:lastRenderedPageBreak/>
               <w:t>Atlantis</w:t>
             </w:r>
           </w:p>
@@ -8232,7 +8200,6 @@
                 <w:szCs w:val="32"/>
                 <w:lang w:bidi="th-TH"/>
               </w:rPr>
-              <w:lastRenderedPageBreak/>
               <w:t>Pirate Code</w:t>
             </w:r>
           </w:p>
@@ -8629,6 +8596,7 @@
                 <w:szCs w:val="32"/>
                 <w:lang w:bidi="th-TH"/>
               </w:rPr>
+              <w:lastRenderedPageBreak/>
               <w:t>Stormy Seas</w:t>
             </w:r>
           </w:p>
@@ -9549,7 +9517,7 @@
           <w:p>
             <w:pPr>
               <w:rPr>
-                <w:rFonts w:ascii="TH SarabunPSK" w:hAnsi="TH SarabunPSK" w:cs="TH SarabunPSK" w:hint="cs"/>
+                <w:rFonts w:ascii="TH SarabunPSK" w:hAnsi="TH SarabunPSK" w:cs="TH SarabunPSK"/>
                 <w:sz w:val="32"/>
                 <w:szCs w:val="32"/>
                 <w:cs/>
@@ -9749,7 +9717,7 @@
           <w:p>
             <w:pPr>
               <w:rPr>
-                <w:rFonts w:ascii="TH SarabunPSK" w:hAnsi="TH SarabunPSK" w:cs="TH SarabunPSK" w:hint="cs"/>
+                <w:rFonts w:ascii="TH SarabunPSK" w:hAnsi="TH SarabunPSK" w:cs="TH SarabunPSK"/>
                 <w:sz w:val="32"/>
                 <w:szCs w:val="32"/>
                 <w:cs/>
@@ -9814,7 +9782,6 @@
                 <w:szCs w:val="32"/>
                 <w:lang w:bidi="th-TH"/>
               </w:rPr>
-              <w:lastRenderedPageBreak/>
               <w:t>Vegetarian</w:t>
             </w:r>
           </w:p>
@@ -10622,7 +10589,6 @@
                 <w:lang w:bidi="th-TH"/>
               </w:rPr>
             </w:pPr>
-            <w:proofErr w:type="spellStart"/>
             <w:r>
               <w:rPr>
                 <w:rFonts w:ascii="TH SarabunPSK" w:hAnsi="TH SarabunPSK" w:cs="TH SarabunPSK"/>
@@ -10632,7 +10598,6 @@
               </w:rPr>
               <w:t>Anthemoessa</w:t>
             </w:r>
-            <w:proofErr w:type="spellEnd"/>
           </w:p>
         </w:tc>
         <w:tc>
@@ -10739,57 +10704,135 @@
           <w:rFonts w:ascii="TH SarabunPSK" w:hAnsi="TH SarabunPSK" w:cs="TH SarabunPSK"/>
           <w:sz w:val="32"/>
           <w:szCs w:val="32"/>
-          <w:lang w:bidi="th-TH"/>
-        </w:rPr>
-        <w:t xml:space="preserve">The Whisper </w:t>
-      </w:r>
-      <w:r>
-        <w:rPr>
-          <w:rFonts w:ascii="TH SarabunPSK" w:hAnsi="TH SarabunPSK" w:cs="TH SarabunPSK"/>
-          <w:sz w:val="32"/>
-          <w:szCs w:val="32"/>
-          <w:cs/>
-          <w:lang w:bidi="th-TH"/>
-        </w:rPr>
-        <w:t xml:space="preserve">ปรับเป็น เมื่อมีการโหวตครั้งต่อไปกับคนที่เปิดได้อยู่ ให้เพิ่มโหวตกองกลางอีก </w:t>
-      </w:r>
-      <w:r>
-        <w:rPr>
-          <w:rFonts w:ascii="TH SarabunPSK" w:hAnsi="TH SarabunPSK" w:cs="TH SarabunPSK"/>
-          <w:sz w:val="32"/>
-          <w:szCs w:val="32"/>
-          <w:lang w:bidi="th-TH"/>
-        </w:rPr>
-        <w:t xml:space="preserve">1 </w:t>
-      </w:r>
-      <w:r>
-        <w:rPr>
-          <w:rFonts w:ascii="TH SarabunPSK" w:hAnsi="TH SarabunPSK" w:cs="TH SarabunPSK"/>
-          <w:sz w:val="32"/>
-          <w:szCs w:val="32"/>
-          <w:cs/>
-          <w:lang w:bidi="th-TH"/>
-        </w:rPr>
-        <w:t xml:space="preserve">ใบ (ไม่ให้เลือกใช้เอง) กรณีนี้สามารถมี </w:t>
-      </w:r>
-      <w:r>
-        <w:rPr>
-          <w:rFonts w:ascii="TH SarabunPSK" w:hAnsi="TH SarabunPSK" w:cs="TH SarabunPSK"/>
-          <w:sz w:val="32"/>
-          <w:szCs w:val="32"/>
-          <w:lang w:bidi="th-TH"/>
-        </w:rPr>
-        <w:t xml:space="preserve">x2 </w:t>
-      </w:r>
-      <w:r>
-        <w:rPr>
-          <w:rFonts w:ascii="TH SarabunPSK" w:hAnsi="TH SarabunPSK" w:cs="TH SarabunPSK"/>
-          <w:sz w:val="32"/>
-          <w:szCs w:val="32"/>
-          <w:cs/>
-          <w:lang w:bidi="th-TH"/>
-        </w:rPr>
-        <w:t>ได้ด้วยนะ แบบ ติดอยู่กับตัวสองอัน</w:t>
+          <w:cs/>
+          <w:lang w:bidi="th-TH"/>
+        </w:rPr>
+        <w:t xml:space="preserve">อยากเปลี่ยน </w:t>
+      </w:r>
+      <w:r>
+        <w:rPr>
+          <w:rFonts w:ascii="TH SarabunPSK" w:hAnsi="TH SarabunPSK" w:cs="TH SarabunPSK"/>
+          <w:sz w:val="32"/>
+          <w:szCs w:val="32"/>
+          <w:lang w:bidi="th-TH"/>
+        </w:rPr>
+        <w:t xml:space="preserve">wreckers </w:t>
+      </w:r>
+      <w:r>
+        <w:rPr>
+          <w:rFonts w:ascii="TH SarabunPSK" w:hAnsi="TH SarabunPSK" w:cs="TH SarabunPSK"/>
+          <w:sz w:val="32"/>
+          <w:szCs w:val="32"/>
+          <w:cs/>
+          <w:lang w:bidi="th-TH"/>
+        </w:rPr>
+        <w:t xml:space="preserve">อะ เป็นแบบ สั่งให้เรือทั้งสองลำยิง โดยที่ </w:t>
+      </w:r>
+      <w:r>
+        <w:rPr>
+          <w:rFonts w:ascii="TH SarabunPSK" w:hAnsi="TH SarabunPSK" w:cs="TH SarabunPSK"/>
+          <w:sz w:val="32"/>
+          <w:szCs w:val="32"/>
+          <w:lang w:bidi="th-TH"/>
+        </w:rPr>
+        <w:t xml:space="preserve">1. </w:t>
+      </w:r>
+      <w:r>
+        <w:rPr>
+          <w:rFonts w:ascii="TH SarabunPSK" w:hAnsi="TH SarabunPSK" w:cs="TH SarabunPSK"/>
+          <w:sz w:val="32"/>
+          <w:szCs w:val="32"/>
+          <w:cs/>
+          <w:lang w:bidi="th-TH"/>
+        </w:rPr>
+        <w:t xml:space="preserve">ถ้าลำไหนยิงสำเร็จ จะได้กล่องจากอีกฝั่ง </w:t>
+      </w:r>
+      <w:r>
+        <w:rPr>
+          <w:rFonts w:ascii="TH SarabunPSK" w:hAnsi="TH SarabunPSK" w:cs="TH SarabunPSK"/>
+          <w:sz w:val="32"/>
+          <w:szCs w:val="32"/>
+          <w:lang w:bidi="th-TH"/>
+        </w:rPr>
+        <w:t xml:space="preserve">2 </w:t>
+      </w:r>
+      <w:r>
+        <w:rPr>
+          <w:rFonts w:ascii="TH SarabunPSK" w:hAnsi="TH SarabunPSK" w:cs="TH SarabunPSK"/>
+          <w:sz w:val="32"/>
+          <w:szCs w:val="32"/>
+          <w:cs/>
+          <w:lang w:bidi="th-TH"/>
+        </w:rPr>
+        <w:t xml:space="preserve">ใบ </w:t>
+      </w:r>
+      <w:r>
+        <w:rPr>
+          <w:rFonts w:ascii="TH SarabunPSK" w:hAnsi="TH SarabunPSK" w:cs="TH SarabunPSK"/>
+          <w:sz w:val="32"/>
+          <w:szCs w:val="32"/>
+          <w:lang w:bidi="th-TH"/>
+        </w:rPr>
+        <w:t xml:space="preserve">2. </w:t>
+      </w:r>
+      <w:r>
+        <w:rPr>
+          <w:rFonts w:ascii="TH SarabunPSK" w:hAnsi="TH SarabunPSK" w:cs="TH SarabunPSK"/>
+          <w:sz w:val="32"/>
+          <w:szCs w:val="32"/>
+          <w:cs/>
+          <w:lang w:bidi="th-TH"/>
+        </w:rPr>
+        <w:t>ถ้าเสมอกัน ทั้งยิงสำเร็จเสมอ และไม่สำเร็จเสมอ ให้กล่องสมบัติของทั้งสองเรือ กลับไปเรือ</w:t>
+      </w:r>
+      <w:r>
+        <w:rPr>
+          <w:rFonts w:ascii="TH SarabunPSK" w:hAnsi="TH SarabunPSK" w:cs="TH SarabunPSK"/>
+          <w:sz w:val="32"/>
+          <w:szCs w:val="32"/>
+          <w:cs/>
+          <w:lang w:bidi="th-TH"/>
+        </w:rPr>
+        <w:lastRenderedPageBreak/>
+        <w:t xml:space="preserve">สินค้า โดยลูกเรือคนสุดท้ายจะเป็นคนเลือกว่าเอากล่องจากประเทศไหนกลับไปเรือสินค้า (ถ้ากัปตันอยู่คนเดียว ก็นับเป็นลูกเรือคนสุดท้าย) </w:t>
+      </w:r>
+      <w:r>
+        <w:rPr>
+          <w:rFonts w:ascii="TH SarabunPSK" w:hAnsi="TH SarabunPSK" w:cs="TH SarabunPSK"/>
+          <w:sz w:val="32"/>
+          <w:szCs w:val="32"/>
+          <w:lang w:bidi="th-TH"/>
+        </w:rPr>
+        <w:t xml:space="preserve">3. </w:t>
+      </w:r>
+      <w:r>
+        <w:rPr>
+          <w:rFonts w:ascii="TH SarabunPSK" w:hAnsi="TH SarabunPSK" w:cs="TH SarabunPSK"/>
+          <w:sz w:val="32"/>
+          <w:szCs w:val="32"/>
+          <w:cs/>
+          <w:lang w:bidi="th-TH"/>
+        </w:rPr>
+        <w:t xml:space="preserve">ถ้ามีเรือลำนึงว่าง ให้อีกลำยิงฟรีไปเลย มีแค่ชนะ หรือ ยิงไม่สำเร็จ แต่แน่นอน ถ้ายิงไม่สำเร็จ ให้ใช้กรณีตามข้อที่สอง </w:t>
+      </w:r>
+      <w:r>
+        <w:rPr>
+          <w:rFonts w:ascii="TH SarabunPSK" w:hAnsi="TH SarabunPSK" w:cs="TH SarabunPSK"/>
+          <w:sz w:val="32"/>
+          <w:szCs w:val="32"/>
+          <w:lang w:bidi="th-TH"/>
+        </w:rPr>
+        <w:t xml:space="preserve">4. </w:t>
+      </w:r>
+      <w:r>
+        <w:rPr>
+          <w:rFonts w:ascii="TH SarabunPSK" w:hAnsi="TH SarabunPSK" w:cs="TH SarabunPSK"/>
+          <w:sz w:val="32"/>
+          <w:szCs w:val="32"/>
+          <w:cs/>
+          <w:lang w:bidi="th-TH"/>
+        </w:rPr>
+        <w:t>ถ้าเรือว่างทั้งสองลำให้ คนสุดท้ายของเกาะสองคนเป็นคนเลือกว่าจะเอากล่องไหนจากเรือไปไว้เรือสินค้าโดย คนสุดท้ายของเกาะจะเลือก ลำขวา และคนรองสุดท้ายของเกาะจะเลือกลำซ้าย</w:t>
       </w:r>
     </w:p>
     <w:p>
@@ -10810,29 +10853,38 @@
           <w:rFonts w:ascii="TH SarabunPSK" w:hAnsi="TH SarabunPSK" w:cs="TH SarabunPSK"/>
           <w:sz w:val="32"/>
           <w:szCs w:val="32"/>
-          <w:cs/>
-          <w:lang w:bidi="th-TH"/>
-        </w:rPr>
-        <w:t xml:space="preserve">อยากเปลี่ยน </w:t>
-      </w:r>
-      <w:r>
-        <w:rPr>
-          <w:rFonts w:ascii="TH SarabunPSK" w:hAnsi="TH SarabunPSK" w:cs="TH SarabunPSK"/>
-          <w:sz w:val="32"/>
-          <w:szCs w:val="32"/>
-          <w:lang w:bidi="th-TH"/>
-        </w:rPr>
-        <w:t xml:space="preserve">wreckers </w:t>
-      </w:r>
-      <w:r>
-        <w:rPr>
-          <w:rFonts w:ascii="TH SarabunPSK" w:hAnsi="TH SarabunPSK" w:cs="TH SarabunPSK"/>
-          <w:sz w:val="32"/>
-          <w:szCs w:val="32"/>
-          <w:cs/>
-          <w:lang w:bidi="th-TH"/>
-        </w:rPr>
-        <w:t xml:space="preserve">อะ เป็นแบบ สั่งให้เรือทั้งสองลำยิง โดยที่ </w:t>
+          <w:lang w:bidi="th-TH"/>
+        </w:rPr>
+        <w:t xml:space="preserve">Vegan </w:t>
+      </w:r>
+      <w:r>
+        <w:rPr>
+          <w:rFonts w:ascii="TH SarabunPSK" w:hAnsi="TH SarabunPSK" w:cs="TH SarabunPSK"/>
+          <w:sz w:val="32"/>
+          <w:szCs w:val="32"/>
+          <w:cs/>
+          <w:lang w:bidi="th-TH"/>
+        </w:rPr>
+        <w:t xml:space="preserve">เพิ่มเรื่องก่อนเก็บนกให้ </w:t>
+      </w:r>
+      <w:r>
+        <w:rPr>
+          <w:rFonts w:ascii="TH SarabunPSK" w:hAnsi="TH SarabunPSK" w:cs="TH SarabunPSK"/>
+          <w:sz w:val="32"/>
+          <w:szCs w:val="32"/>
+          <w:lang w:bidi="th-TH"/>
+        </w:rPr>
+        <w:t xml:space="preserve">Maroon </w:t>
+      </w:r>
+      <w:r>
+        <w:rPr>
+          <w:rFonts w:ascii="TH SarabunPSK" w:hAnsi="TH SarabunPSK" w:cs="TH SarabunPSK"/>
+          <w:sz w:val="32"/>
+          <w:szCs w:val="32"/>
+          <w:cs/>
+          <w:lang w:bidi="th-TH"/>
+        </w:rPr>
+        <w:t xml:space="preserve">ทุกคน ถ้าไม่มีใครอยู่บนเกาะเลย (ทุกคนอยู่บนเรือ) ให้ยิงแข่งกัน </w:t>
       </w:r>
       <w:r>
         <w:rPr>
@@ -10851,26 +10903,7 @@
           <w:cs/>
           <w:lang w:bidi="th-TH"/>
         </w:rPr>
-        <w:t xml:space="preserve">ถ้าลำไหนยิงสำเร็จ จะได้กล่องจากอีกฝั่ง </w:t>
-      </w:r>
-      <w:r>
-        <w:rPr>
-          <w:rFonts w:ascii="TH SarabunPSK" w:hAnsi="TH SarabunPSK" w:cs="TH SarabunPSK"/>
-          <w:sz w:val="32"/>
-          <w:szCs w:val="32"/>
-          <w:lang w:bidi="th-TH"/>
-        </w:rPr>
-        <w:t xml:space="preserve">2 </w:t>
-      </w:r>
-      <w:r>
-        <w:rPr>
-          <w:rFonts w:ascii="TH SarabunPSK" w:hAnsi="TH SarabunPSK" w:cs="TH SarabunPSK"/>
-          <w:sz w:val="32"/>
-          <w:szCs w:val="32"/>
-          <w:cs/>
-          <w:lang w:bidi="th-TH"/>
-        </w:rPr>
-        <w:t xml:space="preserve">ใบ </w:t>
+        <w:t xml:space="preserve">ลำที่ชนะ จะเป็นลำดับที่ลงไปบนเกาะก่อน </w:t>
       </w:r>
       <w:r>
         <w:rPr>
@@ -10889,141 +10922,13 @@
           <w:cs/>
           <w:lang w:bidi="th-TH"/>
         </w:rPr>
-        <w:t xml:space="preserve">ถ้าเสมอกัน ทั้งยิงสำเร็จเสมอ และไม่สำเร็จเสมอ ให้กล่องสมบัติของทั้งสองเรือ กลับไปเรือสินค้า โดยลูกเรือคนสุดท้ายจะเป็นคนเลือกว่าเอากล่องจากประเทศไหนกลับไปเรือสินค้า (ถ้ากัปตันอยู่คนเดียว ก็นับเป็นลูกเรือคนสุดท้าย) </w:t>
-      </w:r>
-      <w:r>
-        <w:rPr>
-          <w:rFonts w:ascii="TH SarabunPSK" w:hAnsi="TH SarabunPSK" w:cs="TH SarabunPSK"/>
-          <w:sz w:val="32"/>
-          <w:szCs w:val="32"/>
-          <w:lang w:bidi="th-TH"/>
-        </w:rPr>
-        <w:t xml:space="preserve">3. </w:t>
-      </w:r>
-      <w:r>
-        <w:rPr>
-          <w:rFonts w:ascii="TH SarabunPSK" w:hAnsi="TH SarabunPSK" w:cs="TH SarabunPSK"/>
-          <w:sz w:val="32"/>
-          <w:szCs w:val="32"/>
-          <w:cs/>
-          <w:lang w:bidi="th-TH"/>
-        </w:rPr>
-        <w:t xml:space="preserve">ถ้ามีเรือลำนึงว่าง ให้อีกลำยิงฟรีไปเลย มีแค่ชนะ หรือ ยิงไม่สำเร็จ แต่แน่นอน ถ้ายิงไม่สำเร็จ ให้ใช้กรณีตามข้อที่สอง </w:t>
-      </w:r>
-      <w:r>
-        <w:rPr>
-          <w:rFonts w:ascii="TH SarabunPSK" w:hAnsi="TH SarabunPSK" w:cs="TH SarabunPSK"/>
-          <w:sz w:val="32"/>
-          <w:szCs w:val="32"/>
-          <w:lang w:bidi="th-TH"/>
-        </w:rPr>
-        <w:t xml:space="preserve">4. </w:t>
-      </w:r>
-      <w:r>
-        <w:rPr>
-          <w:rFonts w:ascii="TH SarabunPSK" w:hAnsi="TH SarabunPSK" w:cs="TH SarabunPSK"/>
-          <w:sz w:val="32"/>
-          <w:szCs w:val="32"/>
-          <w:cs/>
-          <w:lang w:bidi="th-TH"/>
-        </w:rPr>
-        <w:t>ถ้าเรือว่างทั้งสองลำให้ คนสุดท้ายของเกาะสองคนเป็นคนเลือกว่าจะเอากล่องไหนจากเรือไปไว้เรือสินค้าโดย คนสุดท้ายของเกาะจะเลือก ลำขวา และคนรองสุดท้ายของเกาะจะเลือกลำซ้าย</w:t>
-      </w:r>
-    </w:p>
-    <w:p>
-      <w:pPr>
-        <w:numPr>
-          <w:ilvl w:val="0"/>
-          <w:numId w:val="12"/>
-        </w:numPr>
-        <w:rPr>
-          <w:rFonts w:ascii="TH SarabunPSK" w:hAnsi="TH SarabunPSK" w:cs="TH SarabunPSK"/>
-          <w:sz w:val="32"/>
-          <w:szCs w:val="32"/>
-          <w:lang w:bidi="th-TH"/>
-        </w:rPr>
-      </w:pPr>
-      <w:r>
-        <w:rPr>
-          <w:rFonts w:ascii="TH SarabunPSK" w:hAnsi="TH SarabunPSK" w:cs="TH SarabunPSK"/>
-          <w:sz w:val="32"/>
-          <w:szCs w:val="32"/>
-          <w:lang w:bidi="th-TH"/>
-        </w:rPr>
-        <w:t xml:space="preserve">Vegan </w:t>
-      </w:r>
-      <w:r>
-        <w:rPr>
-          <w:rFonts w:ascii="TH SarabunPSK" w:hAnsi="TH SarabunPSK" w:cs="TH SarabunPSK"/>
-          <w:sz w:val="32"/>
-          <w:szCs w:val="32"/>
-          <w:cs/>
-          <w:lang w:bidi="th-TH"/>
-        </w:rPr>
-        <w:t xml:space="preserve">เพิ่มเรื่องก่อนเก็บนกให้ </w:t>
-      </w:r>
-      <w:r>
-        <w:rPr>
-          <w:rFonts w:ascii="TH SarabunPSK" w:hAnsi="TH SarabunPSK" w:cs="TH SarabunPSK"/>
-          <w:sz w:val="32"/>
-          <w:szCs w:val="32"/>
-          <w:lang w:bidi="th-TH"/>
-        </w:rPr>
-        <w:t xml:space="preserve">Maroon </w:t>
-      </w:r>
-      <w:r>
-        <w:rPr>
-          <w:rFonts w:ascii="TH SarabunPSK" w:hAnsi="TH SarabunPSK" w:cs="TH SarabunPSK"/>
-          <w:sz w:val="32"/>
-          <w:szCs w:val="32"/>
-          <w:cs/>
-          <w:lang w:bidi="th-TH"/>
-        </w:rPr>
-        <w:t xml:space="preserve">ทุกคน ถ้าไม่มีใครอยู่บนเกาะเลย (ทุกคนอยู่บนเรือ) ให้ยิงแข่งกัน </w:t>
-      </w:r>
-      <w:r>
-        <w:rPr>
-          <w:rFonts w:ascii="TH SarabunPSK" w:hAnsi="TH SarabunPSK" w:cs="TH SarabunPSK"/>
-          <w:sz w:val="32"/>
-          <w:szCs w:val="32"/>
-          <w:lang w:bidi="th-TH"/>
-        </w:rPr>
-        <w:t xml:space="preserve">1. </w:t>
-      </w:r>
-      <w:r>
-        <w:rPr>
-          <w:rFonts w:ascii="TH SarabunPSK" w:hAnsi="TH SarabunPSK" w:cs="TH SarabunPSK"/>
-          <w:sz w:val="32"/>
-          <w:szCs w:val="32"/>
-          <w:cs/>
-          <w:lang w:bidi="th-TH"/>
-        </w:rPr>
-        <w:t xml:space="preserve">ลำที่ชนะ จะเป็นลำดับที่ลงไปบนเกาะก่อน </w:t>
-      </w:r>
-      <w:r>
-        <w:rPr>
-          <w:rFonts w:ascii="TH SarabunPSK" w:hAnsi="TH SarabunPSK" w:cs="TH SarabunPSK"/>
-          <w:sz w:val="32"/>
-          <w:szCs w:val="32"/>
-          <w:lang w:bidi="th-TH"/>
-        </w:rPr>
-        <w:t xml:space="preserve">2. </w:t>
-      </w:r>
-      <w:r>
-        <w:rPr>
-          <w:rFonts w:ascii="TH SarabunPSK" w:hAnsi="TH SarabunPSK" w:cs="TH SarabunPSK"/>
-          <w:sz w:val="32"/>
-          <w:szCs w:val="32"/>
-          <w:cs/>
-          <w:lang w:bidi="th-TH"/>
-        </w:rPr>
         <w:t>ถ้ายิงเสมอกัน ให้สุ่มทั้งหมด</w:t>
       </w:r>
     </w:p>
     <w:p>
       <w:pPr>
         <w:rPr>
-          <w:rFonts w:ascii="TH SarabunPSK" w:hAnsi="TH SarabunPSK" w:cs="TH SarabunPSK" w:hint="cs"/>
+          <w:rFonts w:ascii="TH SarabunPSK" w:hAnsi="TH SarabunPSK" w:cs="TH SarabunPSK"/>
           <w:sz w:val="32"/>
           <w:szCs w:val="32"/>
           <w:lang w:bidi="th-TH"/>
@@ -11041,7 +10946,7 @@
 </file>
 
 <file path=word/numbering.xml><?xml version="1.0" encoding="utf-8"?>
-<w:numbering xmlns:wpc="http://schemas.microsoft.com/office/word/2010/wordprocessingCanvas" xmlns:cx="http://schemas.microsoft.com/office/drawing/2014/chartex" xmlns:cx1="http://schemas.microsoft.com/office/drawing/2015/9/8/chartex" xmlns:cx2="http://schemas.microsoft.com/office/drawing/2015/10/21/chartex" xmlns:cx3="http://schemas.microsoft.com/office/drawing/2016/5/9/chartex" xmlns:cx4="http://schemas.microsoft.com/office/drawing/2016/5/10/chartex" xmlns:cx5="http://schemas.microsoft.com/office/drawing/2016/5/11/chartex" xmlns:cx6="http://schemas.microsoft.com/office/drawing/2016/5/12/chartex" xmlns:cx7="http://schemas.microsoft.com/office/drawing/2016/5/13/chartex" xmlns:cx8="http://schemas.microsoft.com/office/drawing/2016/5/14/chartex" xmlns:mc="http://schemas.openxmlformats.org/markup-compatibility/2006" xmlns:aink="http://schemas.microsoft.com/office/drawing/2016/ink" xmlns:am3d="http://schemas.microsoft.com/office/drawing/2017/model3d" xmlns:o="urn:schemas-microsoft-com:office:office" xmlns:oel="http://schemas.microsoft.com/office/2019/extlst" xmlns:r="http://schemas.openxmlformats.org/officeDocument/2006/relationships" xmlns:m="http://schemas.openxmlformats.org/officeDocument/2006/math" xmlns:v="urn:schemas-microsoft-com:vml" xmlns:wp14="http://schemas.microsoft.com/office/word/2010/wordprocessingDrawing" xmlns:wp="http://schemas.openxmlformats.org/drawingml/2006/wordprocessingDrawing" xmlns:w10="urn:schemas-microsoft-com:office:word" xmlns:w="http://schemas.openxmlformats.org/wordprocessingml/2006/main" xmlns:w14="http://schemas.microsoft.com/office/word/2010/wordml" xmlns:w15="http://schemas.microsoft.com/office/word/2012/wordml" xmlns:w16cex="http://schemas.microsoft.com/office/word/2018/wordml/cex" xmlns:w16cid="http://schemas.microsoft.com/office/word/2016/wordml/cid" xmlns:w16="http://schemas.microsoft.com/office/word/2018/wordml" xmlns:w16du="http://schemas.microsoft.com/office/word/2023/wordml/word16du" xmlns:w16sdtdh="http://schemas.microsoft.com/office/word/2020/wordml/sdtdatahash" xmlns:w16sdtfl="http://schemas.microsoft.com/office/word/2024/wordml/sdtformatlock" xmlns:w16se="http://schemas.microsoft.com/office/word/2015/wordml/symex" xmlns:wpg="http://schemas.microsoft.com/office/word/2010/wordprocessingGroup" xmlns:wpi="http://schemas.microsoft.com/office/word/2010/wordprocessingInk" xmlns:wne="http://schemas.microsoft.com/office/word/2006/wordml" xmlns:wps="http://schemas.microsoft.com/office/word/2010/wordprocessingShape" mc:Ignorable="w14 w15 w16se w16cid w16 w16cex w16sdtdh w16sdtfl w16du wp14">
+<w:numbering xmlns:wpc="http://schemas.microsoft.com/office/word/2010/wordprocessingCanvas" xmlns:cx="http://schemas.microsoft.com/office/drawing/2014/chartex" xmlns:cx1="http://schemas.microsoft.com/office/drawing/2015/9/8/chartex" xmlns:cx2="http://schemas.microsoft.com/office/drawing/2015/10/21/chartex" xmlns:cx3="http://schemas.microsoft.com/office/drawing/2016/5/9/chartex" xmlns:cx4="http://schemas.microsoft.com/office/drawing/2016/5/10/chartex" xmlns:cx5="http://schemas.microsoft.com/office/drawing/2016/5/11/chartex" xmlns:cx6="http://schemas.microsoft.com/office/drawing/2016/5/12/chartex" xmlns:cx7="http://schemas.microsoft.com/office/drawing/2016/5/13/chartex" xmlns:cx8="http://schemas.microsoft.com/office/drawing/2016/5/14/chartex" xmlns:mc="http://schemas.openxmlformats.org/markup-compatibility/2006" xmlns:aink="http://schemas.microsoft.com/office/drawing/2016/ink" xmlns:am3d="http://schemas.microsoft.com/office/drawing/2017/model3d" xmlns:o="urn:schemas-microsoft-com:office:office" xmlns:oel="http://schemas.microsoft.com/office/2019/extlst" xmlns:r="http://schemas.openxmlformats.org/officeDocument/2006/relationships" xmlns:m="http://schemas.openxmlformats.org/officeDocument/2006/math" xmlns:v="urn:schemas-microsoft-com:vml" xmlns:wp14="http://schemas.microsoft.com/office/word/2010/wordprocessingDrawing" xmlns:wp="http://schemas.openxmlformats.org/drawingml/2006/wordprocessingDrawing" xmlns:w10="urn:schemas-microsoft-com:office:word" xmlns:w="http://schemas.openxmlformats.org/wordprocessingml/2006/main" xmlns:w14="http://schemas.microsoft.com/office/word/2010/wordml" xmlns:w15="http://schemas.microsoft.com/office/word/2012/wordml" xmlns:w16cei="http://schemas.microsoft.com/office/word/2026/wordml/cei" xmlns:w16cex="http://schemas.microsoft.com/office/word/2018/wordml/cex" xmlns:w16cid="http://schemas.microsoft.com/office/word/2016/wordml/cid" xmlns:w16="http://schemas.microsoft.com/office/word/2018/wordml" xmlns:w16du="http://schemas.microsoft.com/office/word/2023/wordml/word16du" xmlns:w16sdtdh="http://schemas.microsoft.com/office/word/2020/wordml/sdtdatahash" xmlns:w16sdtfl="http://schemas.microsoft.com/office/word/2024/wordml/sdtformatlock" xmlns:w16se="http://schemas.microsoft.com/office/word/2015/wordml/symex" xmlns:wpg="http://schemas.microsoft.com/office/word/2010/wordprocessingGroup" xmlns:wpi="http://schemas.microsoft.com/office/word/2010/wordprocessingInk" xmlns:wne="http://schemas.microsoft.com/office/word/2006/wordml" xmlns:wps="http://schemas.microsoft.com/office/word/2010/wordprocessingShape" mc:Ignorable="w14 w15 w16se w16cid w16 w16cex w16sdtdh w16sdtfl w16du wp14">
   <w:abstractNum w:abstractNumId="0" w15:restartNumberingAfterBreak="0">
     <w:nsid w:val="03D11B00"/>
     <w:multiLevelType w:val="hybridMultilevel"/>
@@ -12800,6 +12705,7 @@
   <w:style w:type="character" w:default="1" w:styleId="DefaultParagraphFont">
     <w:name w:val="Default Paragraph Font"/>
     <w:uiPriority w:val="1"/>
+    <w:semiHidden/>
     <w:unhideWhenUsed/>
   </w:style>
   <w:style w:type="table" w:default="1" w:styleId="TableNormal">
